--- a/labs/lab07/report/net-os-admin--lab07--report.docx
+++ b/labs/lab07/report/net-os-admin--lab07--report.docx
@@ -70,7 +70,7 @@
       </w:r>
     </w:p>
     <w:bookmarkEnd w:id="20"/>
-    <w:bookmarkStart w:id="68" w:name="выполнение-лабораторной-работы"/>
+    <w:bookmarkStart w:id="79" w:name="выполнение-лабораторной-работы"/>
     <w:p>
       <w:pPr>
         <w:pStyle w:val="Heading1"/>
@@ -79,7 +79,7 @@
         <w:t xml:space="preserve">2. Выполнение лабораторной работы</w:t>
       </w:r>
     </w:p>
-    <w:bookmarkStart w:id="37" w:name="X81256833670938f46de0fdb5c3524886fd497d8"/>
+    <w:bookmarkStart w:id="41" w:name="X81256833670938f46de0fdb5c3524886fd497d8"/>
     <w:p>
       <w:pPr>
         <w:pStyle w:val="Heading2"/>
@@ -152,14 +152,274 @@
       <w:r>
         <w:t xml:space="preserve">с помощью команды копирования. Далее осуществлён переход в соответствующий каталог для дальнейшей работы с файлом (</w:t>
       </w:r>
-      <w:hyperlink w:anchor="fig-1">
+      <w:r>
+        <w:rPr>
+          <w:b/>
+          <w:bCs/>
+        </w:rPr>
+        <w:t xml:space="preserve">?@fig-1</w:t>
+      </w:r>
+      <w:r>
+        <w:t xml:space="preserve">).</w:t>
+      </w:r>
+    </w:p>
+    <w:p>
+      <w:pPr>
+        <w:pStyle w:val="BodyText"/>
+      </w:pPr>
+      <w:r>
+        <w:t xml:space="preserve">Содержимое файла</w:t>
+      </w:r>
+      <w:r>
+        <w:t xml:space="preserve"> </w:t>
+      </w:r>
+      <w:r>
+        <w:rPr>
+          <w:rStyle w:val="VerbatimChar"/>
+        </w:rPr>
+        <w:t xml:space="preserve">/etc/firewalld/services/ssh-custom.xml</w:t>
+      </w:r>
+      <w:r>
+        <w:t xml:space="preserve"> </w:t>
+      </w:r>
+      <w:r>
+        <w:t xml:space="preserve">выведено командой</w:t>
+      </w:r>
+      <w:r>
+        <w:t xml:space="preserve"> </w:t>
+      </w:r>
+      <w:r>
+        <w:rPr>
+          <w:rStyle w:val="VerbatimChar"/>
+        </w:rPr>
+        <w:t xml:space="preserve">cat</w:t>
+      </w:r>
+      <w:r>
+        <w:t xml:space="preserve">. Файл представляет собой XML-описание службы: корневой элемент</w:t>
+      </w:r>
+      <w:r>
+        <w:t xml:space="preserve"> </w:t>
+      </w:r>
+      <w:r>
+        <w:rPr>
+          <w:rStyle w:val="VerbatimChar"/>
+        </w:rPr>
+        <w:t xml:space="preserve">&lt;service&gt;</w:t>
+      </w:r>
+      <w:r>
+        <w:t xml:space="preserve">, краткое имя службы</w:t>
+      </w:r>
+      <w:r>
+        <w:t xml:space="preserve"> </w:t>
+      </w:r>
+      <w:r>
+        <w:rPr>
+          <w:rStyle w:val="VerbatimChar"/>
+        </w:rPr>
+        <w:t xml:space="preserve">&lt;short&gt;</w:t>
+      </w:r>
+      <w:r>
+        <w:t xml:space="preserve">, текстовое описание</w:t>
+      </w:r>
+      <w:r>
+        <w:t xml:space="preserve"> </w:t>
+      </w:r>
+      <w:r>
+        <w:rPr>
+          <w:rStyle w:val="VerbatimChar"/>
+        </w:rPr>
+        <w:t xml:space="preserve">&lt;description&gt;</w:t>
+      </w:r>
+      <w:r>
+        <w:t xml:space="preserve">, а также определение порта через элемент</w:t>
+      </w:r>
+      <w:r>
+        <w:t xml:space="preserve"> </w:t>
+      </w:r>
+      <w:r>
+        <w:rPr>
+          <w:rStyle w:val="VerbatimChar"/>
+        </w:rPr>
+        <w:t xml:space="preserve">&lt;port&gt;</w:t>
+      </w:r>
+      <w:r>
+        <w:t xml:space="preserve"> </w:t>
+      </w:r>
+      <w:r>
+        <w:t xml:space="preserve">с указанием протокола</w:t>
+      </w:r>
+      <w:r>
+        <w:t xml:space="preserve"> </w:t>
+      </w:r>
+      <w:r>
+        <w:rPr>
+          <w:rStyle w:val="VerbatimChar"/>
+        </w:rPr>
+        <w:t xml:space="preserve">tcp</w:t>
+      </w:r>
+      <w:r>
+        <w:t xml:space="preserve"> </w:t>
+      </w:r>
+      <w:r>
+        <w:t xml:space="preserve">и номера порта</w:t>
+      </w:r>
+      <w:r>
+        <w:t xml:space="preserve"> </w:t>
+      </w:r>
+      <w:r>
+        <w:rPr>
+          <w:rStyle w:val="VerbatimChar"/>
+        </w:rPr>
+        <w:t xml:space="preserve">22</w:t>
+      </w:r>
+      <w:r>
+        <w:t xml:space="preserve"> </w:t>
+      </w:r>
+      <w:r>
+        <w:t xml:space="preserve">(</w:t>
+      </w:r>
+      <w:r>
+        <w:rPr>
+          <w:b/>
+          <w:bCs/>
+        </w:rPr>
+        <w:t xml:space="preserve">?@fig-1</w:t>
+      </w:r>
+      <w:r>
+        <w:t xml:space="preserve">).</w:t>
+      </w:r>
+    </w:p>
+    <w:p>
+      <w:pPr>
+        <w:pStyle w:val="BodyText"/>
+      </w:pPr>
+      <w:bookmarkStart w:id="24" w:name="fig-1"/>
+      <w:r>
+        <w:drawing>
+          <wp:inline>
+            <wp:extent cx="3733800" cy="1271489"/>
+            <wp:effectExtent b="0" l="0" r="0" t="0"/>
+            <wp:docPr descr="Копирование файла службы ssh.xml в ssh-custom.xml" title="" id="22" name="Picture"/>
+            <a:graphic>
+              <a:graphicData uri="http://schemas.openxmlformats.org/drawingml/2006/picture">
+                <pic:pic>
+                  <pic:nvPicPr>
+                    <pic:cNvPr descr="image/1.png" id="23" name="Picture"/>
+                    <pic:cNvPicPr>
+                      <a:picLocks noChangeArrowheads="1" noChangeAspect="1"/>
+                    </pic:cNvPicPr>
+                  </pic:nvPicPr>
+                  <pic:blipFill>
+                    <a:blip r:embed="rId21"/>
+                    <a:stretch>
+                      <a:fillRect/>
+                    </a:stretch>
+                  </pic:blipFill>
+                  <pic:spPr bwMode="auto">
+                    <a:xfrm>
+                      <a:off x="0" y="0"/>
+                      <a:ext cx="3733800" cy="1271489"/>
+                    </a:xfrm>
+                    <a:prstGeom prst="rect">
+                      <a:avLst/>
+                    </a:prstGeom>
+                    <a:noFill/>
+                    <a:ln w="9525">
+                      <a:noFill/>
+                      <a:headEnd/>
+                      <a:tailEnd/>
+                    </a:ln>
+                  </pic:spPr>
+                </pic:pic>
+              </a:graphicData>
+            </a:graphic>
+          </wp:inline>
+        </w:drawing>
+      </w:r>
+      <w:bookmarkEnd w:id="24"/>
+      <w:r>
+        <w:t xml:space="preserve"> </w:t>
+      </w:r>
+      <w:hyperlink r:id="rId25">
         <w:r>
           <w:rPr>
             <w:rStyle w:val="Hyperlink"/>
           </w:rPr>
-          <w:t xml:space="preserve">рис. 1</w:t>
+          <w:t xml:space="preserve">Нажмите здесь, чтобы открыть ссылку.</w:t>
         </w:r>
       </w:hyperlink>
+    </w:p>
+    <w:p>
+      <w:pPr>
+        <w:pStyle w:val="BodyText"/>
+      </w:pPr>
+      <w:r>
+        <w:t xml:space="preserve">Файл службы отредактирован: в элементе</w:t>
+      </w:r>
+      <w:r>
+        <w:t xml:space="preserve"> </w:t>
+      </w:r>
+      <w:r>
+        <w:rPr>
+          <w:rStyle w:val="VerbatimChar"/>
+        </w:rPr>
+        <w:t xml:space="preserve">&lt;port&gt;</w:t>
+      </w:r>
+      <w:r>
+        <w:t xml:space="preserve"> </w:t>
+      </w:r>
+      <w:r>
+        <w:t xml:space="preserve">изменён номер порта с</w:t>
+      </w:r>
+      <w:r>
+        <w:t xml:space="preserve"> </w:t>
+      </w:r>
+      <w:r>
+        <w:rPr>
+          <w:rStyle w:val="VerbatimChar"/>
+        </w:rPr>
+        <w:t xml:space="preserve">22</w:t>
+      </w:r>
+      <w:r>
+        <w:t xml:space="preserve"> </w:t>
+      </w:r>
+      <w:r>
+        <w:t xml:space="preserve">на</w:t>
+      </w:r>
+      <w:r>
+        <w:t xml:space="preserve"> </w:t>
+      </w:r>
+      <w:r>
+        <w:rPr>
+          <w:rStyle w:val="VerbatimChar"/>
+        </w:rPr>
+        <w:t xml:space="preserve">2022</w:t>
+      </w:r>
+      <w:r>
+        <w:t xml:space="preserve">, а в элементе</w:t>
+      </w:r>
+      <w:r>
+        <w:t xml:space="preserve"> </w:t>
+      </w:r>
+      <w:r>
+        <w:rPr>
+          <w:rStyle w:val="VerbatimChar"/>
+        </w:rPr>
+        <w:t xml:space="preserve">&lt;description&gt;</w:t>
+      </w:r>
+      <w:r>
+        <w:t xml:space="preserve"> </w:t>
+      </w:r>
+      <w:r>
+        <w:t xml:space="preserve">указано, что используется модифицированная служба SSH для доступа через TCP-порт 2022. После редактирования содержимое файла повторно выведено на экран для проверки внесённых изменений (</w:t>
+      </w:r>
+      <w:r>
+        <w:rPr>
+          <w:b/>
+          <w:bCs/>
+        </w:rPr>
+        <w:t xml:space="preserve">?@fig-3</w:t>
+      </w:r>
       <w:r>
         <w:t xml:space="preserve">).</w:t>
       </w:r>
@@ -168,984 +428,1012 @@
       <w:pPr>
         <w:pStyle w:val="BodyText"/>
       </w:pPr>
-      <w:r>
-        <w:t xml:space="preserve">Содержимое файла</w:t>
-      </w:r>
-      <w:r>
-        <w:t xml:space="preserve"> </w:t>
-      </w:r>
-      <w:r>
-        <w:rPr>
-          <w:rStyle w:val="VerbatimChar"/>
-        </w:rPr>
-        <w:t xml:space="preserve">/etc/firewalld/services/ssh-custom.xml</w:t>
-      </w:r>
-      <w:r>
-        <w:t xml:space="preserve"> </w:t>
-      </w:r>
-      <w:r>
-        <w:t xml:space="preserve">выведено командой</w:t>
-      </w:r>
-      <w:r>
-        <w:t xml:space="preserve"> </w:t>
-      </w:r>
-      <w:r>
-        <w:rPr>
-          <w:rStyle w:val="VerbatimChar"/>
-        </w:rPr>
-        <w:t xml:space="preserve">cat</w:t>
-      </w:r>
-      <w:r>
-        <w:t xml:space="preserve">. Файл представляет собой XML-описание службы: корневой элемент</w:t>
-      </w:r>
-      <w:r>
-        <w:t xml:space="preserve"> </w:t>
-      </w:r>
-      <w:r>
-        <w:rPr>
-          <w:rStyle w:val="VerbatimChar"/>
-        </w:rPr>
-        <w:t xml:space="preserve">&lt;service&gt;</w:t>
-      </w:r>
-      <w:r>
-        <w:t xml:space="preserve">, краткое имя службы</w:t>
-      </w:r>
-      <w:r>
-        <w:t xml:space="preserve"> </w:t>
-      </w:r>
-      <w:r>
-        <w:rPr>
-          <w:rStyle w:val="VerbatimChar"/>
-        </w:rPr>
-        <w:t xml:space="preserve">&lt;short&gt;</w:t>
-      </w:r>
-      <w:r>
-        <w:t xml:space="preserve">, текстовое описание</w:t>
-      </w:r>
-      <w:r>
-        <w:t xml:space="preserve"> </w:t>
-      </w:r>
-      <w:r>
-        <w:rPr>
-          <w:rStyle w:val="VerbatimChar"/>
-        </w:rPr>
-        <w:t xml:space="preserve">&lt;description&gt;</w:t>
-      </w:r>
-      <w:r>
-        <w:t xml:space="preserve">, а также определение порта через элемент</w:t>
-      </w:r>
-      <w:r>
-        <w:t xml:space="preserve"> </w:t>
-      </w:r>
-      <w:r>
-        <w:rPr>
-          <w:rStyle w:val="VerbatimChar"/>
-        </w:rPr>
-        <w:t xml:space="preserve">&lt;port&gt;</w:t>
-      </w:r>
-      <w:r>
-        <w:t xml:space="preserve"> </w:t>
-      </w:r>
-      <w:r>
-        <w:t xml:space="preserve">с указанием протокола</w:t>
-      </w:r>
-      <w:r>
-        <w:t xml:space="preserve"> </w:t>
-      </w:r>
-      <w:r>
-        <w:rPr>
-          <w:rStyle w:val="VerbatimChar"/>
-        </w:rPr>
-        <w:t xml:space="preserve">tcp</w:t>
-      </w:r>
-      <w:r>
-        <w:t xml:space="preserve"> </w:t>
-      </w:r>
-      <w:r>
-        <w:t xml:space="preserve">и номера порта</w:t>
-      </w:r>
-      <w:r>
-        <w:t xml:space="preserve"> </w:t>
-      </w:r>
-      <w:r>
-        <w:rPr>
-          <w:rStyle w:val="VerbatimChar"/>
-        </w:rPr>
-        <w:t xml:space="preserve">22</w:t>
-      </w:r>
-      <w:r>
-        <w:t xml:space="preserve"> </w:t>
-      </w:r>
-      <w:r>
-        <w:t xml:space="preserve">(</w:t>
-      </w:r>
-      <w:hyperlink w:anchor="fig-1">
+      <w:bookmarkStart w:id="29" w:name="fig-2"/>
+      <w:r>
+        <w:drawing>
+          <wp:inline>
+            <wp:extent cx="3733800" cy="846120"/>
+            <wp:effectExtent b="0" l="0" r="0" t="0"/>
+            <wp:docPr descr="Редактирование службы: изменение порта на 2022 и обновление описания" title="" id="27" name="Picture"/>
+            <a:graphic>
+              <a:graphicData uri="http://schemas.openxmlformats.org/drawingml/2006/picture">
+                <pic:pic>
+                  <pic:nvPicPr>
+                    <pic:cNvPr descr="image/2.png" id="28" name="Picture"/>
+                    <pic:cNvPicPr>
+                      <a:picLocks noChangeArrowheads="1" noChangeAspect="1"/>
+                    </pic:cNvPicPr>
+                  </pic:nvPicPr>
+                  <pic:blipFill>
+                    <a:blip r:embed="rId26"/>
+                    <a:stretch>
+                      <a:fillRect/>
+                    </a:stretch>
+                  </pic:blipFill>
+                  <pic:spPr bwMode="auto">
+                    <a:xfrm>
+                      <a:off x="0" y="0"/>
+                      <a:ext cx="3733800" cy="846120"/>
+                    </a:xfrm>
+                    <a:prstGeom prst="rect">
+                      <a:avLst/>
+                    </a:prstGeom>
+                    <a:noFill/>
+                    <a:ln w="9525">
+                      <a:noFill/>
+                      <a:headEnd/>
+                      <a:tailEnd/>
+                    </a:ln>
+                  </pic:spPr>
+                </pic:pic>
+              </a:graphicData>
+            </a:graphic>
+          </wp:inline>
+        </w:drawing>
+      </w:r>
+      <w:bookmarkEnd w:id="29"/>
+      <w:r>
+        <w:t xml:space="preserve"> </w:t>
+      </w:r>
+      <w:hyperlink r:id="rId30">
         <w:r>
           <w:rPr>
             <w:rStyle w:val="Hyperlink"/>
           </w:rPr>
-          <w:t xml:space="preserve">рис. 1</w:t>
+          <w:t xml:space="preserve">Нажмите здесь, чтобы открыть ссылку.</w:t>
         </w:r>
       </w:hyperlink>
+    </w:p>
+    <w:p>
+      <w:pPr>
+        <w:pStyle w:val="BodyText"/>
+      </w:pPr>
+      <w:r>
+        <w:t xml:space="preserve">С помощью команды</w:t>
+      </w:r>
+      <w:r>
+        <w:t xml:space="preserve"> </w:t>
+      </w:r>
+      <w:r>
+        <w:rPr>
+          <w:rStyle w:val="VerbatimChar"/>
+        </w:rPr>
+        <w:t xml:space="preserve">firewall-cmd --get-services</w:t>
+      </w:r>
+      <w:r>
+        <w:t xml:space="preserve"> </w:t>
+      </w:r>
+      <w:r>
+        <w:t xml:space="preserve">получен список доступных служб, затем выполнена перезагрузка правил межсетевого экрана командой</w:t>
+      </w:r>
+      <w:r>
+        <w:t xml:space="preserve"> </w:t>
+      </w:r>
+      <w:r>
+        <w:rPr>
+          <w:rStyle w:val="VerbatimChar"/>
+        </w:rPr>
+        <w:t xml:space="preserve">firewall-cmd --reload</w:t>
+      </w:r>
+      <w:r>
+        <w:t xml:space="preserve"> </w:t>
+      </w:r>
+      <w:r>
+        <w:t xml:space="preserve">(</w:t>
+      </w:r>
+      <w:r>
+        <w:rPr>
+          <w:b/>
+          <w:bCs/>
+        </w:rPr>
+        <w:t xml:space="preserve">?@fig-4</w:t>
+      </w:r>
+      <w:r>
+        <w:t xml:space="preserve">) . После перезагрузки служба</w:t>
+      </w:r>
+      <w:r>
+        <w:t xml:space="preserve"> </w:t>
+      </w:r>
+      <w:r>
+        <w:rPr>
+          <w:rStyle w:val="VerbatimChar"/>
+        </w:rPr>
+        <w:t xml:space="preserve">ssh-custom</w:t>
+      </w:r>
+      <w:r>
+        <w:t xml:space="preserve"> </w:t>
+      </w:r>
+      <w:r>
+        <w:t xml:space="preserve">отображается в списке доступных служб, но отсутствует среди активных . Далее служба добавлена в активные с помощью</w:t>
+      </w:r>
+      <w:r>
+        <w:t xml:space="preserve"> </w:t>
+      </w:r>
+      <w:r>
+        <w:rPr>
+          <w:rStyle w:val="VerbatimChar"/>
+        </w:rPr>
+        <w:t xml:space="preserve">firewall-cmd --add-service=ssh-custom</w:t>
+      </w:r>
+      <w:r>
+        <w:t xml:space="preserve">, проверена командой</w:t>
+      </w:r>
+      <w:r>
+        <w:t xml:space="preserve"> </w:t>
+      </w:r>
+      <w:r>
+        <w:rPr>
+          <w:rStyle w:val="VerbatimChar"/>
+        </w:rPr>
+        <w:t xml:space="preserve">firewall-cmd --list-services</w:t>
+      </w:r>
+      <w:r>
+        <w:t xml:space="preserve">, затем добавлена на постоянной основе с ключом</w:t>
+      </w:r>
+      <w:r>
+        <w:t xml:space="preserve"> </w:t>
+      </w:r>
+      <w:r>
+        <w:rPr>
+          <w:rStyle w:val="VerbatimChar"/>
+        </w:rPr>
+        <w:t xml:space="preserve">--permanent</w:t>
+      </w:r>
+      <w:r>
+        <w:t xml:space="preserve"> </w:t>
+      </w:r>
+      <w:r>
+        <w:t xml:space="preserve">и выполнена повторная перезагрузка правил (</w:t>
+      </w:r>
+      <w:r>
+        <w:rPr>
+          <w:b/>
+          <w:bCs/>
+        </w:rPr>
+        <w:t xml:space="preserve">?@fig-4</w:t>
+      </w:r>
       <w:r>
         <w:t xml:space="preserve">).</w:t>
       </w:r>
     </w:p>
-    <w:tbl>
-      <w:tblPr>
-        <w:tblStyle w:val="Table"/>
-        <w:tblW w:type="pct" w:w="5000"/>
-        <w:tblLayout w:type="fixed"/>
-        <w:tblLook w:firstRow="0" w:lastRow="0" w:firstColumn="0" w:lastColumn="0" w:noHBand="0" w:noVBand="0" w:val="0000"/>
-      </w:tblPr>
-      <w:tblGrid>
-        <w:gridCol w:w="7920"/>
-      </w:tblGrid>
-      <w:tr>
-        <w:tc>
-          <w:tcPr/>
-          <w:bookmarkStart w:id="24" w:name="fig-1"/>
-          <w:p>
-            <w:pPr>
-              <w:pStyle w:val="Compact"/>
-              <w:jc w:val="center"/>
-            </w:pPr>
-            <w:r>
-              <w:drawing>
-                <wp:inline>
-                  <wp:extent cx="3733800" cy="1271489"/>
-                  <wp:effectExtent b="0" l="0" r="0" t="0"/>
-                  <wp:docPr descr="" title="" id="22" name="Picture"/>
-                  <a:graphic>
-                    <a:graphicData uri="http://schemas.openxmlformats.org/drawingml/2006/picture">
-                      <pic:pic>
-                        <pic:nvPicPr>
-                          <pic:cNvPr descr="image/1.png" id="23" name="Picture"/>
-                          <pic:cNvPicPr>
-                            <a:picLocks noChangeArrowheads="1" noChangeAspect="1"/>
-                          </pic:cNvPicPr>
-                        </pic:nvPicPr>
-                        <pic:blipFill>
-                          <a:blip r:embed="rId21"/>
-                          <a:stretch>
-                            <a:fillRect/>
-                          </a:stretch>
-                        </pic:blipFill>
-                        <pic:spPr bwMode="auto">
-                          <a:xfrm>
-                            <a:off x="0" y="0"/>
-                            <a:ext cx="3733800" cy="1271489"/>
-                          </a:xfrm>
-                          <a:prstGeom prst="rect">
-                            <a:avLst/>
-                          </a:prstGeom>
-                          <a:noFill/>
-                          <a:ln w="9525">
-                            <a:noFill/>
-                            <a:headEnd/>
-                            <a:tailEnd/>
-                          </a:ln>
-                        </pic:spPr>
-                      </pic:pic>
-                    </a:graphicData>
-                  </a:graphic>
-                </wp:inline>
-              </w:drawing>
-            </w:r>
-          </w:p>
-          <w:p>
-            <w:pPr>
-              <w:jc w:val="center"/>
-            </w:pPr>
-            <w:pPr>
-              <w:jc w:val="start"/>
-              <w:spacing w:before="200"/>
-              <w:pStyle w:val="ImageCaption"/>
-            </w:pPr>
-            <w:r>
-              <w:t xml:space="preserve">Рисунок 1: Копирование файла службы ssh.xml в ssh-custom.xml</w:t>
-            </w:r>
-          </w:p>
-          <w:bookmarkEnd w:id="24"/>
-        </w:tc>
-      </w:tr>
-    </w:tbl>
     <w:p>
       <w:pPr>
         <w:pStyle w:val="BodyText"/>
       </w:pPr>
-      <w:r>
-        <w:t xml:space="preserve">Файл службы отредактирован: в элементе</w:t>
-      </w:r>
-      <w:r>
-        <w:t xml:space="preserve"> </w:t>
-      </w:r>
-      <w:r>
-        <w:rPr>
-          <w:rStyle w:val="VerbatimChar"/>
-        </w:rPr>
-        <w:t xml:space="preserve">&lt;port&gt;</w:t>
-      </w:r>
-      <w:r>
-        <w:t xml:space="preserve"> </w:t>
-      </w:r>
-      <w:r>
-        <w:t xml:space="preserve">изменён номер порта с</w:t>
-      </w:r>
-      <w:r>
-        <w:t xml:space="preserve"> </w:t>
-      </w:r>
-      <w:r>
-        <w:rPr>
-          <w:rStyle w:val="VerbatimChar"/>
-        </w:rPr>
-        <w:t xml:space="preserve">22</w:t>
-      </w:r>
-      <w:r>
-        <w:t xml:space="preserve"> </w:t>
-      </w:r>
-      <w:r>
-        <w:t xml:space="preserve">на</w:t>
-      </w:r>
-      <w:r>
-        <w:t xml:space="preserve"> </w:t>
-      </w:r>
-      <w:r>
-        <w:rPr>
-          <w:rStyle w:val="VerbatimChar"/>
-        </w:rPr>
-        <w:t xml:space="preserve">2022</w:t>
-      </w:r>
-      <w:r>
-        <w:t xml:space="preserve">, а в элементе</w:t>
-      </w:r>
-      <w:r>
-        <w:t xml:space="preserve"> </w:t>
-      </w:r>
-      <w:r>
-        <w:rPr>
-          <w:rStyle w:val="VerbatimChar"/>
-        </w:rPr>
-        <w:t xml:space="preserve">&lt;description&gt;</w:t>
-      </w:r>
-      <w:r>
-        <w:t xml:space="preserve"> </w:t>
-      </w:r>
-      <w:r>
-        <w:t xml:space="preserve">указано, что используется модифицированная служба SSH для доступа через TCP-порт 2022. После редактирования содержимое файла повторно выведено на экран для проверки внесённых изменений (</w:t>
-      </w:r>
-      <w:hyperlink w:anchor="fig-3">
+      <w:bookmarkStart w:id="34" w:name="fig-3"/>
+      <w:r>
+        <w:drawing>
+          <wp:inline>
+            <wp:extent cx="3733800" cy="1461219"/>
+            <wp:effectExtent b="0" l="0" r="0" t="0"/>
+            <wp:docPr descr="Добавление и активация пользовательской службы ssh-custom в firewalld" title="" id="32" name="Picture"/>
+            <a:graphic>
+              <a:graphicData uri="http://schemas.openxmlformats.org/drawingml/2006/picture">
+                <pic:pic>
+                  <pic:nvPicPr>
+                    <pic:cNvPr descr="image/3.png" id="33" name="Picture"/>
+                    <pic:cNvPicPr>
+                      <a:picLocks noChangeArrowheads="1" noChangeAspect="1"/>
+                    </pic:cNvPicPr>
+                  </pic:nvPicPr>
+                  <pic:blipFill>
+                    <a:blip r:embed="rId31"/>
+                    <a:stretch>
+                      <a:fillRect/>
+                    </a:stretch>
+                  </pic:blipFill>
+                  <pic:spPr bwMode="auto">
+                    <a:xfrm>
+                      <a:off x="0" y="0"/>
+                      <a:ext cx="3733800" cy="1461219"/>
+                    </a:xfrm>
+                    <a:prstGeom prst="rect">
+                      <a:avLst/>
+                    </a:prstGeom>
+                    <a:noFill/>
+                    <a:ln w="9525">
+                      <a:noFill/>
+                      <a:headEnd/>
+                      <a:tailEnd/>
+                    </a:ln>
+                  </pic:spPr>
+                </pic:pic>
+              </a:graphicData>
+            </a:graphic>
+          </wp:inline>
+        </w:drawing>
+      </w:r>
+      <w:bookmarkEnd w:id="34"/>
+      <w:r>
+        <w:t xml:space="preserve"> </w:t>
+      </w:r>
+      <w:hyperlink r:id="rId35">
         <w:r>
           <w:rPr>
             <w:rStyle w:val="Hyperlink"/>
           </w:rPr>
-          <w:t xml:space="preserve">рис. 3</w:t>
+          <w:t xml:space="preserve">Нажмите здесь, чтобы открыть ссылку.</w:t>
         </w:r>
       </w:hyperlink>
-      <w:r>
-        <w:t xml:space="preserve">).</w:t>
-      </w:r>
-    </w:p>
-    <w:tbl>
-      <w:tblPr>
-        <w:tblStyle w:val="Table"/>
-        <w:tblW w:type="pct" w:w="5000"/>
-        <w:tblLayout w:type="fixed"/>
-        <w:tblLook w:firstRow="0" w:lastRow="0" w:firstColumn="0" w:lastColumn="0" w:noHBand="0" w:noVBand="0" w:val="0000"/>
-      </w:tblPr>
-      <w:tblGrid>
-        <w:gridCol w:w="7920"/>
-      </w:tblGrid>
-      <w:tr>
-        <w:tc>
-          <w:tcPr/>
-          <w:bookmarkStart w:id="28" w:name="fig-2"/>
-          <w:p>
-            <w:pPr>
-              <w:pStyle w:val="Compact"/>
-              <w:jc w:val="center"/>
-            </w:pPr>
-            <w:r>
-              <w:drawing>
-                <wp:inline>
-                  <wp:extent cx="3733800" cy="846120"/>
-                  <wp:effectExtent b="0" l="0" r="0" t="0"/>
-                  <wp:docPr descr="" title="" id="26" name="Picture"/>
-                  <a:graphic>
-                    <a:graphicData uri="http://schemas.openxmlformats.org/drawingml/2006/picture">
-                      <pic:pic>
-                        <pic:nvPicPr>
-                          <pic:cNvPr descr="image/2.png" id="27" name="Picture"/>
-                          <pic:cNvPicPr>
-                            <a:picLocks noChangeArrowheads="1" noChangeAspect="1"/>
-                          </pic:cNvPicPr>
-                        </pic:nvPicPr>
-                        <pic:blipFill>
-                          <a:blip r:embed="rId25"/>
-                          <a:stretch>
-                            <a:fillRect/>
-                          </a:stretch>
-                        </pic:blipFill>
-                        <pic:spPr bwMode="auto">
-                          <a:xfrm>
-                            <a:off x="0" y="0"/>
-                            <a:ext cx="3733800" cy="846120"/>
-                          </a:xfrm>
-                          <a:prstGeom prst="rect">
-                            <a:avLst/>
-                          </a:prstGeom>
-                          <a:noFill/>
-                          <a:ln w="9525">
-                            <a:noFill/>
-                            <a:headEnd/>
-                            <a:tailEnd/>
-                          </a:ln>
-                        </pic:spPr>
-                      </pic:pic>
-                    </a:graphicData>
-                  </a:graphic>
-                </wp:inline>
-              </w:drawing>
-            </w:r>
-          </w:p>
-          <w:p>
-            <w:pPr>
-              <w:jc w:val="center"/>
-            </w:pPr>
-            <w:pPr>
-              <w:jc w:val="start"/>
-              <w:spacing w:before="200"/>
-              <w:pStyle w:val="ImageCaption"/>
-            </w:pPr>
-            <w:r>
-              <w:t xml:space="preserve">Рисунок 2: Редактирование службы: изменение порта на 2022 и обновление описания</w:t>
-            </w:r>
-          </w:p>
-          <w:bookmarkEnd w:id="28"/>
-        </w:tc>
-      </w:tr>
-    </w:tbl>
+    </w:p>
     <w:p>
       <w:pPr>
         <w:pStyle w:val="BodyText"/>
       </w:pPr>
-      <w:r>
-        <w:t xml:space="preserve">С помощью команды</w:t>
-      </w:r>
-      <w:r>
-        <w:t xml:space="preserve"> </w:t>
-      </w:r>
-      <w:r>
-        <w:rPr>
-          <w:rStyle w:val="VerbatimChar"/>
-        </w:rPr>
-        <w:t xml:space="preserve">firewall-cmd --get-services</w:t>
-      </w:r>
-      <w:r>
-        <w:t xml:space="preserve"> </w:t>
-      </w:r>
-      <w:r>
-        <w:t xml:space="preserve">получен список доступных служб, затем выполнена перезагрузка правил межсетевого экрана командой</w:t>
-      </w:r>
-      <w:r>
-        <w:t xml:space="preserve"> </w:t>
-      </w:r>
-      <w:r>
-        <w:rPr>
-          <w:rStyle w:val="VerbatimChar"/>
-        </w:rPr>
-        <w:t xml:space="preserve">firewall-cmd --reload</w:t>
-      </w:r>
-      <w:r>
-        <w:t xml:space="preserve"> </w:t>
-      </w:r>
-      <w:r>
-        <w:t xml:space="preserve">(</w:t>
-      </w:r>
-      <w:hyperlink w:anchor="fig-4">
+      <w:bookmarkStart w:id="39" w:name="fig-4"/>
+      <w:r>
+        <w:drawing>
+          <wp:inline>
+            <wp:extent cx="3733800" cy="1576153"/>
+            <wp:effectExtent b="0" l="0" r="0" t="0"/>
+            <wp:docPr descr="Добавление и активация пользовательской службы ssh-custom в firewalld" title="" id="37" name="Picture"/>
+            <a:graphic>
+              <a:graphicData uri="http://schemas.openxmlformats.org/drawingml/2006/picture">
+                <pic:pic>
+                  <pic:nvPicPr>
+                    <pic:cNvPr descr="image/4.png" id="38" name="Picture"/>
+                    <pic:cNvPicPr>
+                      <a:picLocks noChangeArrowheads="1" noChangeAspect="1"/>
+                    </pic:cNvPicPr>
+                  </pic:nvPicPr>
+                  <pic:blipFill>
+                    <a:blip r:embed="rId36"/>
+                    <a:stretch>
+                      <a:fillRect/>
+                    </a:stretch>
+                  </pic:blipFill>
+                  <pic:spPr bwMode="auto">
+                    <a:xfrm>
+                      <a:off x="0" y="0"/>
+                      <a:ext cx="3733800" cy="1576153"/>
+                    </a:xfrm>
+                    <a:prstGeom prst="rect">
+                      <a:avLst/>
+                    </a:prstGeom>
+                    <a:noFill/>
+                    <a:ln w="9525">
+                      <a:noFill/>
+                      <a:headEnd/>
+                      <a:tailEnd/>
+                    </a:ln>
+                  </pic:spPr>
+                </pic:pic>
+              </a:graphicData>
+            </a:graphic>
+          </wp:inline>
+        </w:drawing>
+      </w:r>
+      <w:bookmarkEnd w:id="39"/>
+      <w:r>
+        <w:t xml:space="preserve"> </w:t>
+      </w:r>
+      <w:hyperlink r:id="rId40">
         <w:r>
           <w:rPr>
             <w:rStyle w:val="Hyperlink"/>
           </w:rPr>
-          <w:t xml:space="preserve">рис. 4</w:t>
+          <w:t xml:space="preserve">Нажмите здесь, чтобы открыть ссылку.</w:t>
         </w:r>
       </w:hyperlink>
-      <w:r>
-        <w:t xml:space="preserve">) . После перезагрузки служба</w:t>
-      </w:r>
-      <w:r>
-        <w:t xml:space="preserve"> </w:t>
-      </w:r>
-      <w:r>
-        <w:rPr>
-          <w:rStyle w:val="VerbatimChar"/>
-        </w:rPr>
-        <w:t xml:space="preserve">ssh-custom</w:t>
-      </w:r>
-      <w:r>
-        <w:t xml:space="preserve"> </w:t>
-      </w:r>
-      <w:r>
-        <w:t xml:space="preserve">отображается в списке доступных служб, но отсутствует среди активных . Далее служба добавлена в активные с помощью</w:t>
-      </w:r>
-      <w:r>
-        <w:t xml:space="preserve"> </w:t>
-      </w:r>
-      <w:r>
-        <w:rPr>
-          <w:rStyle w:val="VerbatimChar"/>
-        </w:rPr>
-        <w:t xml:space="preserve">firewall-cmd --add-service=ssh-custom</w:t>
-      </w:r>
-      <w:r>
-        <w:t xml:space="preserve">, проверена командой</w:t>
-      </w:r>
-      <w:r>
-        <w:t xml:space="preserve"> </w:t>
-      </w:r>
-      <w:r>
-        <w:rPr>
-          <w:rStyle w:val="VerbatimChar"/>
-        </w:rPr>
-        <w:t xml:space="preserve">firewall-cmd --list-services</w:t>
-      </w:r>
-      <w:r>
-        <w:t xml:space="preserve">, затем добавлена на постоянной основе с ключом</w:t>
-      </w:r>
-      <w:r>
-        <w:t xml:space="preserve"> </w:t>
-      </w:r>
-      <w:r>
-        <w:rPr>
-          <w:rStyle w:val="VerbatimChar"/>
-        </w:rPr>
-        <w:t xml:space="preserve">--permanent</w:t>
-      </w:r>
-      <w:r>
-        <w:t xml:space="preserve"> </w:t>
-      </w:r>
-      <w:r>
-        <w:t xml:space="preserve">и выполнена повторная перезагрузка правил (</w:t>
-      </w:r>
-      <w:hyperlink w:anchor="fig-4">
+    </w:p>
+    <w:bookmarkEnd w:id="41"/>
+    <w:bookmarkStart w:id="62" w:name="перенаправление-портов"/>
+    <w:p>
+      <w:pPr>
+        <w:pStyle w:val="Heading2"/>
+      </w:pPr>
+      <w:r>
+        <w:t xml:space="preserve">2.2 Перенаправление портов</w:t>
+      </w:r>
+    </w:p>
+    <w:p>
+      <w:pPr>
+        <w:pStyle w:val="FirstParagraph"/>
+      </w:pPr>
+      <w:r>
+        <w:t xml:space="preserve">На виртуальной машине</w:t>
+      </w:r>
+      <w:r>
+        <w:t xml:space="preserve"> </w:t>
+      </w:r>
+      <w:r>
+        <w:rPr>
+          <w:rStyle w:val="VerbatimChar"/>
+        </w:rPr>
+        <w:t xml:space="preserve">server</w:t>
+      </w:r>
+      <w:r>
+        <w:t xml:space="preserve"> </w:t>
+      </w:r>
+      <w:r>
+        <w:t xml:space="preserve">выполнена настройка перенаправления трафика с TCP-порта 2022 на стандартный порт SSH 22 с помощью команды</w:t>
+      </w:r>
+      <w:r>
+        <w:t xml:space="preserve"> </w:t>
+      </w:r>
+      <w:r>
+        <w:rPr>
+          <w:rStyle w:val="VerbatimChar"/>
+        </w:rPr>
+        <w:t xml:space="preserve">firewall-cmd --add-forward-port=port=2022:proto=tcp:toport=22</w:t>
+      </w:r>
+      <w:r>
+        <w:t xml:space="preserve">. Команда завершилась успешно, что подтверждает добавление правила переадресации в текущую конфигурацию firewalld (</w:t>
+      </w:r>
+      <w:r>
+        <w:rPr>
+          <w:b/>
+          <w:bCs/>
+        </w:rPr>
+        <w:t xml:space="preserve">?@fig-5</w:t>
+      </w:r>
+      <w:r>
+        <w:t xml:space="preserve">).</w:t>
+      </w:r>
+    </w:p>
+    <w:p>
+      <w:pPr>
+        <w:pStyle w:val="BodyText"/>
+      </w:pPr>
+      <w:bookmarkStart w:id="45" w:name="fig-5"/>
+      <w:r>
+        <w:drawing>
+          <wp:inline>
+            <wp:extent cx="3733800" cy="755584"/>
+            <wp:effectExtent b="0" l="0" r="0" t="0"/>
+            <wp:docPr descr="Настройка перенаправления порта 2022 на 22 в firewalld" title="" id="43" name="Picture"/>
+            <a:graphic>
+              <a:graphicData uri="http://schemas.openxmlformats.org/drawingml/2006/picture">
+                <pic:pic>
+                  <pic:nvPicPr>
+                    <pic:cNvPr descr="image/5.png" id="44" name="Picture"/>
+                    <pic:cNvPicPr>
+                      <a:picLocks noChangeArrowheads="1" noChangeAspect="1"/>
+                    </pic:cNvPicPr>
+                  </pic:nvPicPr>
+                  <pic:blipFill>
+                    <a:blip r:embed="rId42"/>
+                    <a:stretch>
+                      <a:fillRect/>
+                    </a:stretch>
+                  </pic:blipFill>
+                  <pic:spPr bwMode="auto">
+                    <a:xfrm>
+                      <a:off x="0" y="0"/>
+                      <a:ext cx="3733800" cy="755584"/>
+                    </a:xfrm>
+                    <a:prstGeom prst="rect">
+                      <a:avLst/>
+                    </a:prstGeom>
+                    <a:noFill/>
+                    <a:ln w="9525">
+                      <a:noFill/>
+                      <a:headEnd/>
+                      <a:tailEnd/>
+                    </a:ln>
+                  </pic:spPr>
+                </pic:pic>
+              </a:graphicData>
+            </a:graphic>
+          </wp:inline>
+        </w:drawing>
+      </w:r>
+      <w:bookmarkEnd w:id="45"/>
+      <w:r>
+        <w:t xml:space="preserve"> </w:t>
+      </w:r>
+      <w:hyperlink r:id="rId46">
         <w:r>
           <w:rPr>
             <w:rStyle w:val="Hyperlink"/>
           </w:rPr>
-          <w:t xml:space="preserve">рис. 4</w:t>
+          <w:t xml:space="preserve">Нажмите здесь, чтобы открыть ссылку.</w:t>
         </w:r>
       </w:hyperlink>
+    </w:p>
+    <w:p>
+      <w:pPr>
+        <w:pStyle w:val="BodyText"/>
+      </w:pPr>
+      <w:r>
+        <w:t xml:space="preserve">На виртуальной машине</w:t>
+      </w:r>
+      <w:r>
+        <w:t xml:space="preserve"> </w:t>
+      </w:r>
+      <w:r>
+        <w:rPr>
+          <w:rStyle w:val="VerbatimChar"/>
+        </w:rPr>
+        <w:t xml:space="preserve">client</w:t>
+      </w:r>
+      <w:r>
+        <w:t xml:space="preserve"> </w:t>
+      </w:r>
+      <w:r>
+        <w:t xml:space="preserve">выполнена попытка подключения к серверу по SSH через порт 2022 командой</w:t>
+      </w:r>
+      <w:r>
+        <w:t xml:space="preserve"> </w:t>
+      </w:r>
+      <w:r>
+        <w:rPr>
+          <w:rStyle w:val="VerbatimChar"/>
+        </w:rPr>
+        <w:t xml:space="preserve">ssh -p 2022 bahis@server.bahis.net</w:t>
+      </w:r>
+      <w:r>
+        <w:t xml:space="preserve">. При первом подключении подтверждена подлинность хоста и его ключ добавлен в файл</w:t>
+      </w:r>
+      <w:r>
+        <w:t xml:space="preserve"> </w:t>
+      </w:r>
+      <w:r>
+        <w:rPr>
+          <w:rStyle w:val="VerbatimChar"/>
+        </w:rPr>
+        <w:t xml:space="preserve">known_hosts</w:t>
+      </w:r>
+      <w:r>
+        <w:t xml:space="preserve">. После ввода пароля пользователя выполнен успешный вход в систему, что подтверждает корректную работу перенаправления с порта 2022 на порт 22 (</w:t>
+      </w:r>
+      <w:r>
+        <w:rPr>
+          <w:b/>
+          <w:bCs/>
+        </w:rPr>
+        <w:t xml:space="preserve">?@fig-6</w:t>
+      </w:r>
       <w:r>
         <w:t xml:space="preserve">).</w:t>
       </w:r>
     </w:p>
-    <w:tbl>
-      <w:tblPr>
-        <w:tblStyle w:val="Table"/>
-        <w:tblW w:type="pct" w:w="5000"/>
-        <w:tblLayout w:type="fixed"/>
-        <w:tblLook w:firstRow="0" w:lastRow="0" w:firstColumn="0" w:lastColumn="0" w:noHBand="0" w:noVBand="0" w:val="0000"/>
-      </w:tblPr>
-      <w:tblGrid>
-        <w:gridCol w:w="7920"/>
-      </w:tblGrid>
-      <w:tr>
-        <w:tc>
-          <w:tcPr/>
-          <w:bookmarkStart w:id="32" w:name="fig-3"/>
-          <w:p>
-            <w:pPr>
-              <w:pStyle w:val="Compact"/>
-              <w:jc w:val="center"/>
-            </w:pPr>
-            <w:r>
-              <w:drawing>
-                <wp:inline>
-                  <wp:extent cx="3733800" cy="1461219"/>
-                  <wp:effectExtent b="0" l="0" r="0" t="0"/>
-                  <wp:docPr descr="" title="" id="30" name="Picture"/>
-                  <a:graphic>
-                    <a:graphicData uri="http://schemas.openxmlformats.org/drawingml/2006/picture">
-                      <pic:pic>
-                        <pic:nvPicPr>
-                          <pic:cNvPr descr="image/3.png" id="31" name="Picture"/>
-                          <pic:cNvPicPr>
-                            <a:picLocks noChangeArrowheads="1" noChangeAspect="1"/>
-                          </pic:cNvPicPr>
-                        </pic:nvPicPr>
-                        <pic:blipFill>
-                          <a:blip r:embed="rId29"/>
-                          <a:stretch>
-                            <a:fillRect/>
-                          </a:stretch>
-                        </pic:blipFill>
-                        <pic:spPr bwMode="auto">
-                          <a:xfrm>
-                            <a:off x="0" y="0"/>
-                            <a:ext cx="3733800" cy="1461219"/>
-                          </a:xfrm>
-                          <a:prstGeom prst="rect">
-                            <a:avLst/>
-                          </a:prstGeom>
-                          <a:noFill/>
-                          <a:ln w="9525">
-                            <a:noFill/>
-                            <a:headEnd/>
-                            <a:tailEnd/>
-                          </a:ln>
-                        </pic:spPr>
-                      </pic:pic>
-                    </a:graphicData>
-                  </a:graphic>
-                </wp:inline>
-              </w:drawing>
-            </w:r>
-          </w:p>
-          <w:p>
-            <w:pPr>
-              <w:jc w:val="center"/>
-            </w:pPr>
-            <w:pPr>
-              <w:jc w:val="start"/>
-              <w:spacing w:before="200"/>
-              <w:pStyle w:val="ImageCaption"/>
-            </w:pPr>
-            <w:r>
-              <w:t xml:space="preserve">Рисунок 3: Добавление и активация пользовательской службы ssh-custom в firewalld</w:t>
-            </w:r>
-          </w:p>
-          <w:bookmarkEnd w:id="32"/>
-        </w:tc>
-      </w:tr>
-    </w:tbl>
     <w:p>
       <w:pPr>
         <w:pStyle w:val="BodyText"/>
       </w:pPr>
-      <w:r>
-        <w:t xml:space="preserve"> </w:t>
-      </w:r>
-    </w:p>
-    <w:tbl>
-      <w:tblPr>
-        <w:tblStyle w:val="Table"/>
-        <w:tblW w:type="pct" w:w="5000"/>
-        <w:tblLayout w:type="fixed"/>
-        <w:tblLook w:firstRow="0" w:lastRow="0" w:firstColumn="0" w:lastColumn="0" w:noHBand="0" w:noVBand="0" w:val="0000"/>
-      </w:tblPr>
-      <w:tblGrid>
-        <w:gridCol w:w="7920"/>
-      </w:tblGrid>
-      <w:tr>
-        <w:tc>
-          <w:tcPr/>
-          <w:bookmarkStart w:id="36" w:name="fig-4"/>
-          <w:p>
-            <w:pPr>
-              <w:pStyle w:val="Compact"/>
-              <w:jc w:val="center"/>
-            </w:pPr>
-            <w:r>
-              <w:drawing>
-                <wp:inline>
-                  <wp:extent cx="3733800" cy="1576153"/>
-                  <wp:effectExtent b="0" l="0" r="0" t="0"/>
-                  <wp:docPr descr="" title="" id="34" name="Picture"/>
-                  <a:graphic>
-                    <a:graphicData uri="http://schemas.openxmlformats.org/drawingml/2006/picture">
-                      <pic:pic>
-                        <pic:nvPicPr>
-                          <pic:cNvPr descr="image/4.png" id="35" name="Picture"/>
-                          <pic:cNvPicPr>
-                            <a:picLocks noChangeArrowheads="1" noChangeAspect="1"/>
-                          </pic:cNvPicPr>
-                        </pic:nvPicPr>
-                        <pic:blipFill>
-                          <a:blip r:embed="rId33"/>
-                          <a:stretch>
-                            <a:fillRect/>
-                          </a:stretch>
-                        </pic:blipFill>
-                        <pic:spPr bwMode="auto">
-                          <a:xfrm>
-                            <a:off x="0" y="0"/>
-                            <a:ext cx="3733800" cy="1576153"/>
-                          </a:xfrm>
-                          <a:prstGeom prst="rect">
-                            <a:avLst/>
-                          </a:prstGeom>
-                          <a:noFill/>
-                          <a:ln w="9525">
-                            <a:noFill/>
-                            <a:headEnd/>
-                            <a:tailEnd/>
-                          </a:ln>
-                        </pic:spPr>
-                      </pic:pic>
-                    </a:graphicData>
-                  </a:graphic>
-                </wp:inline>
-              </w:drawing>
-            </w:r>
-          </w:p>
-          <w:p>
-            <w:pPr>
-              <w:jc w:val="center"/>
-            </w:pPr>
-            <w:pPr>
-              <w:jc w:val="start"/>
-              <w:spacing w:before="200"/>
-              <w:pStyle w:val="ImageCaption"/>
-            </w:pPr>
-            <w:r>
-              <w:t xml:space="preserve">Рисунок 4: Добавление и активация пользовательской службы ssh-custom в firewalld</w:t>
-            </w:r>
-          </w:p>
-          <w:bookmarkEnd w:id="36"/>
-        </w:tc>
-      </w:tr>
-    </w:tbl>
-    <w:bookmarkEnd w:id="37"/>
-    <w:bookmarkStart w:id="54" w:name="перенаправление-портов"/>
-    <w:p>
-      <w:pPr>
-        <w:pStyle w:val="Heading2"/>
-      </w:pPr>
-      <w:r>
-        <w:t xml:space="preserve">2.2 Перенаправление портов</w:t>
-      </w:r>
-    </w:p>
-    <w:p>
-      <w:pPr>
-        <w:pStyle w:val="FirstParagraph"/>
-      </w:pPr>
-      <w:r>
-        <w:t xml:space="preserve">На виртуальной машине</w:t>
-      </w:r>
-      <w:r>
-        <w:t xml:space="preserve"> </w:t>
-      </w:r>
-      <w:r>
-        <w:rPr>
-          <w:rStyle w:val="VerbatimChar"/>
-        </w:rPr>
-        <w:t xml:space="preserve">server</w:t>
-      </w:r>
-      <w:r>
-        <w:t xml:space="preserve"> </w:t>
-      </w:r>
-      <w:r>
-        <w:t xml:space="preserve">выполнена настройка перенаправления трафика с TCP-порта 2022 на стандартный порт SSH 22 с помощью команды</w:t>
-      </w:r>
-      <w:r>
-        <w:t xml:space="preserve"> </w:t>
-      </w:r>
-      <w:r>
-        <w:rPr>
-          <w:rStyle w:val="VerbatimChar"/>
-        </w:rPr>
-        <w:t xml:space="preserve">firewall-cmd --add-forward-port=port=2022:proto=tcp:toport=22</w:t>
-      </w:r>
-      <w:r>
-        <w:t xml:space="preserve">. Команда завершилась успешно, что подтверждает добавление правила переадресации в текущую конфигурацию firewalld (</w:t>
-      </w:r>
-      <w:hyperlink w:anchor="fig-5">
+      <w:bookmarkStart w:id="50" w:name="fig-6"/>
+      <w:r>
+        <w:drawing>
+          <wp:inline>
+            <wp:extent cx="3733800" cy="646234"/>
+            <wp:effectExtent b="0" l="0" r="0" t="0"/>
+            <wp:docPr descr="Подключение по SSH к серверу через порт 2022 с клиента" title="" id="48" name="Picture"/>
+            <a:graphic>
+              <a:graphicData uri="http://schemas.openxmlformats.org/drawingml/2006/picture">
+                <pic:pic>
+                  <pic:nvPicPr>
+                    <pic:cNvPr descr="image/6.png" id="49" name="Picture"/>
+                    <pic:cNvPicPr>
+                      <a:picLocks noChangeArrowheads="1" noChangeAspect="1"/>
+                    </pic:cNvPicPr>
+                  </pic:nvPicPr>
+                  <pic:blipFill>
+                    <a:blip r:embed="rId47"/>
+                    <a:stretch>
+                      <a:fillRect/>
+                    </a:stretch>
+                  </pic:blipFill>
+                  <pic:spPr bwMode="auto">
+                    <a:xfrm>
+                      <a:off x="0" y="0"/>
+                      <a:ext cx="3733800" cy="646234"/>
+                    </a:xfrm>
+                    <a:prstGeom prst="rect">
+                      <a:avLst/>
+                    </a:prstGeom>
+                    <a:noFill/>
+                    <a:ln w="9525">
+                      <a:noFill/>
+                      <a:headEnd/>
+                      <a:tailEnd/>
+                    </a:ln>
+                  </pic:spPr>
+                </pic:pic>
+              </a:graphicData>
+            </a:graphic>
+          </wp:inline>
+        </w:drawing>
+      </w:r>
+      <w:bookmarkEnd w:id="50"/>
+      <w:r>
+        <w:t xml:space="preserve"> </w:t>
+      </w:r>
+      <w:hyperlink r:id="rId51">
         <w:r>
           <w:rPr>
             <w:rStyle w:val="Hyperlink"/>
           </w:rPr>
-          <w:t xml:space="preserve">рис. 5</w:t>
+          <w:t xml:space="preserve">Нажмите здесь, чтобы открыть ссылку.</w:t>
         </w:r>
       </w:hyperlink>
+    </w:p>
+    <w:p>
+      <w:pPr>
+        <w:pStyle w:val="BodyText"/>
+      </w:pPr>
+      <w:r>
+        <w:t xml:space="preserve">На виртуальной машине</w:t>
+      </w:r>
+      <w:r>
+        <w:t xml:space="preserve"> </w:t>
+      </w:r>
+      <w:r>
+        <w:rPr>
+          <w:rStyle w:val="VerbatimChar"/>
+        </w:rPr>
+        <w:t xml:space="preserve">server</w:t>
+      </w:r>
+      <w:r>
+        <w:t xml:space="preserve"> </w:t>
+      </w:r>
+      <w:r>
+        <w:t xml:space="preserve">выполнена проверка состояния параметров пересылки пакетов в ядре с помощью команды</w:t>
+      </w:r>
+      <w:r>
+        <w:t xml:space="preserve"> </w:t>
+      </w:r>
+      <w:r>
+        <w:rPr>
+          <w:rStyle w:val="VerbatimChar"/>
+        </w:rPr>
+        <w:t xml:space="preserve">sysctl -a | grep forward</w:t>
+      </w:r>
+      <w:r>
+        <w:t xml:space="preserve">. В выводе параметр</w:t>
+      </w:r>
+      <w:r>
+        <w:t xml:space="preserve"> </w:t>
+      </w:r>
+      <w:r>
+        <w:rPr>
+          <w:rStyle w:val="VerbatimChar"/>
+        </w:rPr>
+        <w:t xml:space="preserve">net.ipv4.ip_forward</w:t>
+      </w:r>
+      <w:r>
+        <w:t xml:space="preserve"> </w:t>
+      </w:r>
+      <w:r>
+        <w:t xml:space="preserve">имел значение</w:t>
+      </w:r>
+      <w:r>
+        <w:t xml:space="preserve"> </w:t>
+      </w:r>
+      <w:r>
+        <w:rPr>
+          <w:rStyle w:val="VerbatimChar"/>
+        </w:rPr>
+        <w:t xml:space="preserve">0</w:t>
+      </w:r>
+      <w:r>
+        <w:t xml:space="preserve">, что означает отключённую маршрутизацию IPv4-пакетов (</w:t>
+      </w:r>
+      <w:r>
+        <w:rPr>
+          <w:b/>
+          <w:bCs/>
+        </w:rPr>
+        <w:t xml:space="preserve">?@fig-7</w:t>
+      </w:r>
       <w:r>
         <w:t xml:space="preserve">).</w:t>
       </w:r>
     </w:p>
-    <w:tbl>
-      <w:tblPr>
-        <w:tblStyle w:val="Table"/>
-        <w:tblW w:type="pct" w:w="5000"/>
-        <w:tblLayout w:type="fixed"/>
-        <w:tblLook w:firstRow="0" w:lastRow="0" w:firstColumn="0" w:lastColumn="0" w:noHBand="0" w:noVBand="0" w:val="0000"/>
-      </w:tblPr>
-      <w:tblGrid>
-        <w:gridCol w:w="7920"/>
-      </w:tblGrid>
-      <w:tr>
-        <w:tc>
-          <w:tcPr/>
-          <w:bookmarkStart w:id="41" w:name="fig-5"/>
-          <w:p>
-            <w:pPr>
-              <w:pStyle w:val="Compact"/>
-              <w:jc w:val="center"/>
-            </w:pPr>
-            <w:r>
-              <w:drawing>
-                <wp:inline>
-                  <wp:extent cx="3733800" cy="755584"/>
-                  <wp:effectExtent b="0" l="0" r="0" t="0"/>
-                  <wp:docPr descr="" title="" id="39" name="Picture"/>
-                  <a:graphic>
-                    <a:graphicData uri="http://schemas.openxmlformats.org/drawingml/2006/picture">
-                      <pic:pic>
-                        <pic:nvPicPr>
-                          <pic:cNvPr descr="image/5.png" id="40" name="Picture"/>
-                          <pic:cNvPicPr>
-                            <a:picLocks noChangeArrowheads="1" noChangeAspect="1"/>
-                          </pic:cNvPicPr>
-                        </pic:nvPicPr>
-                        <pic:blipFill>
-                          <a:blip r:embed="rId38"/>
-                          <a:stretch>
-                            <a:fillRect/>
-                          </a:stretch>
-                        </pic:blipFill>
-                        <pic:spPr bwMode="auto">
-                          <a:xfrm>
-                            <a:off x="0" y="0"/>
-                            <a:ext cx="3733800" cy="755584"/>
-                          </a:xfrm>
-                          <a:prstGeom prst="rect">
-                            <a:avLst/>
-                          </a:prstGeom>
-                          <a:noFill/>
-                          <a:ln w="9525">
-                            <a:noFill/>
-                            <a:headEnd/>
-                            <a:tailEnd/>
-                          </a:ln>
-                        </pic:spPr>
-                      </pic:pic>
-                    </a:graphicData>
-                  </a:graphic>
-                </wp:inline>
-              </w:drawing>
-            </w:r>
-          </w:p>
-          <w:p>
-            <w:pPr>
-              <w:jc w:val="center"/>
-            </w:pPr>
-            <w:pPr>
-              <w:jc w:val="start"/>
-              <w:spacing w:before="200"/>
-              <w:pStyle w:val="ImageCaption"/>
-            </w:pPr>
-            <w:r>
-              <w:t xml:space="preserve">Рисунок 5: Настройка перенаправления порта 2022 на 22 в firewalld</w:t>
-            </w:r>
-          </w:p>
-          <w:bookmarkEnd w:id="41"/>
-        </w:tc>
-      </w:tr>
-    </w:tbl>
     <w:p>
       <w:pPr>
         <w:pStyle w:val="BodyText"/>
       </w:pPr>
       <w:r>
-        <w:t xml:space="preserve">На виртуальной машине</w:t>
-      </w:r>
-      <w:r>
-        <w:t xml:space="preserve"> </w:t>
-      </w:r>
-      <w:r>
-        <w:rPr>
-          <w:rStyle w:val="VerbatimChar"/>
-        </w:rPr>
-        <w:t xml:space="preserve">client</w:t>
-      </w:r>
-      <w:r>
-        <w:t xml:space="preserve"> </w:t>
-      </w:r>
-      <w:r>
-        <w:t xml:space="preserve">выполнена попытка подключения к серверу по SSH через порт 2022 командой</w:t>
-      </w:r>
-      <w:r>
-        <w:t xml:space="preserve"> </w:t>
-      </w:r>
-      <w:r>
-        <w:rPr>
-          <w:rStyle w:val="VerbatimChar"/>
-        </w:rPr>
-        <w:t xml:space="preserve">ssh -p 2022 bahis@server.bahis.net</w:t>
-      </w:r>
-      <w:r>
-        <w:t xml:space="preserve">. При первом подключении подтверждена подлинность хоста и его ключ добавлен в файл</w:t>
-      </w:r>
-      <w:r>
-        <w:t xml:space="preserve"> </w:t>
-      </w:r>
-      <w:r>
-        <w:rPr>
-          <w:rStyle w:val="VerbatimChar"/>
-        </w:rPr>
-        <w:t xml:space="preserve">known_hosts</w:t>
-      </w:r>
-      <w:r>
-        <w:t xml:space="preserve">. После ввода пароля пользователя выполнен успешный вход в систему, что подтверждает корректную работу перенаправления с порта 2022 на порт 22 (</w:t>
-      </w:r>
-      <w:hyperlink w:anchor="fig-6">
+        <w:t xml:space="preserve">Для включения пересылки IPv4-пакетов создан файл</w:t>
+      </w:r>
+      <w:r>
+        <w:t xml:space="preserve"> </w:t>
+      </w:r>
+      <w:r>
+        <w:rPr>
+          <w:rStyle w:val="VerbatimChar"/>
+        </w:rPr>
+        <w:t xml:space="preserve">/etc/sysctl.d/90-forward.conf</w:t>
+      </w:r>
+      <w:r>
+        <w:t xml:space="preserve"> </w:t>
+      </w:r>
+      <w:r>
+        <w:t xml:space="preserve">с параметром</w:t>
+      </w:r>
+      <w:r>
+        <w:t xml:space="preserve"> </w:t>
+      </w:r>
+      <w:r>
+        <w:rPr>
+          <w:rStyle w:val="VerbatimChar"/>
+        </w:rPr>
+        <w:t xml:space="preserve">net.ipv4.ip_forward = 1</w:t>
+      </w:r>
+      <w:r>
+        <w:t xml:space="preserve">, после чего конфигурация применена командой</w:t>
+      </w:r>
+      <w:r>
+        <w:t xml:space="preserve"> </w:t>
+      </w:r>
+      <w:r>
+        <w:rPr>
+          <w:rStyle w:val="VerbatimChar"/>
+        </w:rPr>
+        <w:t xml:space="preserve">sysctl -p /etc/sysctl.d/90-forward.conf</w:t>
+      </w:r>
+      <w:r>
+        <w:t xml:space="preserve">, что подтвердило установку значения</w:t>
+      </w:r>
+      <w:r>
+        <w:t xml:space="preserve"> </w:t>
+      </w:r>
+      <w:r>
+        <w:rPr>
+          <w:rStyle w:val="VerbatimChar"/>
+        </w:rPr>
+        <w:t xml:space="preserve">1</w:t>
+      </w:r>
+      <w:r>
+        <w:t xml:space="preserve">. Далее в зоне</w:t>
+      </w:r>
+      <w:r>
+        <w:t xml:space="preserve"> </w:t>
+      </w:r>
+      <w:r>
+        <w:rPr>
+          <w:rStyle w:val="VerbatimChar"/>
+        </w:rPr>
+        <w:t xml:space="preserve">public</w:t>
+      </w:r>
+      <w:r>
+        <w:t xml:space="preserve"> </w:t>
+      </w:r>
+      <w:r>
+        <w:t xml:space="preserve">активирован маскарадинг с помощью</w:t>
+      </w:r>
+      <w:r>
+        <w:t xml:space="preserve"> </w:t>
+      </w:r>
+      <w:r>
+        <w:rPr>
+          <w:rStyle w:val="VerbatimChar"/>
+        </w:rPr>
+        <w:t xml:space="preserve">firewall-cmd --zone=public --add-masquerade --permanent</w:t>
+      </w:r>
+      <w:r>
+        <w:t xml:space="preserve"> </w:t>
+      </w:r>
+      <w:r>
+        <w:t xml:space="preserve">и выполнена перезагрузка правил</w:t>
+      </w:r>
+      <w:r>
+        <w:t xml:space="preserve"> </w:t>
+      </w:r>
+      <w:r>
+        <w:rPr>
+          <w:rStyle w:val="VerbatimChar"/>
+        </w:rPr>
+        <w:t xml:space="preserve">firewall-cmd --reload</w:t>
+      </w:r>
+      <w:r>
+        <w:t xml:space="preserve"> </w:t>
+      </w:r>
+      <w:r>
+        <w:t xml:space="preserve">(</w:t>
+      </w:r>
+      <w:r>
+        <w:rPr>
+          <w:b/>
+          <w:bCs/>
+        </w:rPr>
+        <w:t xml:space="preserve">?@fig-7</w:t>
+      </w:r>
+      <w:r>
+        <w:t xml:space="preserve">).</w:t>
+      </w:r>
+    </w:p>
+    <w:p>
+      <w:pPr>
+        <w:pStyle w:val="BodyText"/>
+      </w:pPr>
+      <w:bookmarkStart w:id="55" w:name="fig-7"/>
+      <w:r>
+        <w:drawing>
+          <wp:inline>
+            <wp:extent cx="3733800" cy="219366"/>
+            <wp:effectExtent b="0" l="0" r="0" t="0"/>
+            <wp:docPr descr="Проверка параметров пересылки IPv4 в ядре системы" title="" id="53" name="Picture"/>
+            <a:graphic>
+              <a:graphicData uri="http://schemas.openxmlformats.org/drawingml/2006/picture">
+                <pic:pic>
+                  <pic:nvPicPr>
+                    <pic:cNvPr descr="image/7.png" id="54" name="Picture"/>
+                    <pic:cNvPicPr>
+                      <a:picLocks noChangeArrowheads="1" noChangeAspect="1"/>
+                    </pic:cNvPicPr>
+                  </pic:nvPicPr>
+                  <pic:blipFill>
+                    <a:blip r:embed="rId52"/>
+                    <a:stretch>
+                      <a:fillRect/>
+                    </a:stretch>
+                  </pic:blipFill>
+                  <pic:spPr bwMode="auto">
+                    <a:xfrm>
+                      <a:off x="0" y="0"/>
+                      <a:ext cx="3733800" cy="219366"/>
+                    </a:xfrm>
+                    <a:prstGeom prst="rect">
+                      <a:avLst/>
+                    </a:prstGeom>
+                    <a:noFill/>
+                    <a:ln w="9525">
+                      <a:noFill/>
+                      <a:headEnd/>
+                      <a:tailEnd/>
+                    </a:ln>
+                  </pic:spPr>
+                </pic:pic>
+              </a:graphicData>
+            </a:graphic>
+          </wp:inline>
+        </w:drawing>
+      </w:r>
+      <w:bookmarkEnd w:id="55"/>
+      <w:r>
+        <w:t xml:space="preserve"> </w:t>
+      </w:r>
+      <w:hyperlink r:id="rId56">
         <w:r>
           <w:rPr>
             <w:rStyle w:val="Hyperlink"/>
           </w:rPr>
-          <w:t xml:space="preserve">рис. 6</w:t>
+          <w:t xml:space="preserve">Нажмите здесь, чтобы открыть ссылку.</w:t>
         </w:r>
       </w:hyperlink>
+    </w:p>
+    <w:p>
+      <w:pPr>
+        <w:pStyle w:val="BodyText"/>
+      </w:pPr>
+      <w:r>
+        <w:t xml:space="preserve">На виртуальной машине</w:t>
+      </w:r>
+      <w:r>
+        <w:t xml:space="preserve"> </w:t>
+      </w:r>
+      <w:r>
+        <w:rPr>
+          <w:rStyle w:val="VerbatimChar"/>
+        </w:rPr>
+        <w:t xml:space="preserve">client</w:t>
+      </w:r>
+      <w:r>
+        <w:t xml:space="preserve"> </w:t>
+      </w:r>
+      <w:r>
+        <w:t xml:space="preserve">проверена доступность сети Интернет командами</w:t>
+      </w:r>
+      <w:r>
+        <w:t xml:space="preserve"> </w:t>
+      </w:r>
+      <w:r>
+        <w:rPr>
+          <w:rStyle w:val="VerbatimChar"/>
+        </w:rPr>
+        <w:t xml:space="preserve">ping 8.8.8.8</w:t>
+      </w:r>
+      <w:r>
+        <w:t xml:space="preserve"> </w:t>
+      </w:r>
+      <w:r>
+        <w:t xml:space="preserve">и</w:t>
+      </w:r>
+      <w:r>
+        <w:t xml:space="preserve"> </w:t>
+      </w:r>
+      <w:r>
+        <w:rPr>
+          <w:rStyle w:val="VerbatimChar"/>
+        </w:rPr>
+        <w:t xml:space="preserve">ping google.com</w:t>
+      </w:r>
+      <w:r>
+        <w:t xml:space="preserve">; получены ответы без потерь пакетов, что подтверждает корректную работу перенаправления и маскарадинга (</w:t>
+      </w:r>
+      <w:r>
+        <w:rPr>
+          <w:b/>
+          <w:bCs/>
+        </w:rPr>
+        <w:t xml:space="preserve">?@fig-8</w:t>
+      </w:r>
       <w:r>
         <w:t xml:space="preserve">).</w:t>
       </w:r>
     </w:p>
-    <w:tbl>
-      <w:tblPr>
-        <w:tblStyle w:val="Table"/>
-        <w:tblW w:type="pct" w:w="5000"/>
-        <w:tblLayout w:type="fixed"/>
-        <w:tblLook w:firstRow="0" w:lastRow="0" w:firstColumn="0" w:lastColumn="0" w:noHBand="0" w:noVBand="0" w:val="0000"/>
-      </w:tblPr>
-      <w:tblGrid>
-        <w:gridCol w:w="7920"/>
-      </w:tblGrid>
-      <w:tr>
-        <w:tc>
-          <w:tcPr/>
-          <w:bookmarkStart w:id="45" w:name="fig-6"/>
-          <w:p>
-            <w:pPr>
-              <w:pStyle w:val="Compact"/>
-              <w:jc w:val="center"/>
-            </w:pPr>
-            <w:r>
-              <w:drawing>
-                <wp:inline>
-                  <wp:extent cx="3733800" cy="646234"/>
-                  <wp:effectExtent b="0" l="0" r="0" t="0"/>
-                  <wp:docPr descr="" title="" id="43" name="Picture"/>
-                  <a:graphic>
-                    <a:graphicData uri="http://schemas.openxmlformats.org/drawingml/2006/picture">
-                      <pic:pic>
-                        <pic:nvPicPr>
-                          <pic:cNvPr descr="image/6.png" id="44" name="Picture"/>
-                          <pic:cNvPicPr>
-                            <a:picLocks noChangeArrowheads="1" noChangeAspect="1"/>
-                          </pic:cNvPicPr>
-                        </pic:nvPicPr>
-                        <pic:blipFill>
-                          <a:blip r:embed="rId42"/>
-                          <a:stretch>
-                            <a:fillRect/>
-                          </a:stretch>
-                        </pic:blipFill>
-                        <pic:spPr bwMode="auto">
-                          <a:xfrm>
-                            <a:off x="0" y="0"/>
-                            <a:ext cx="3733800" cy="646234"/>
-                          </a:xfrm>
-                          <a:prstGeom prst="rect">
-                            <a:avLst/>
-                          </a:prstGeom>
-                          <a:noFill/>
-                          <a:ln w="9525">
-                            <a:noFill/>
-                            <a:headEnd/>
-                            <a:tailEnd/>
-                          </a:ln>
-                        </pic:spPr>
-                      </pic:pic>
-                    </a:graphicData>
-                  </a:graphic>
-                </wp:inline>
-              </w:drawing>
-            </w:r>
-          </w:p>
-          <w:p>
-            <w:pPr>
-              <w:jc w:val="center"/>
-            </w:pPr>
-            <w:pPr>
-              <w:jc w:val="start"/>
-              <w:spacing w:before="200"/>
-              <w:pStyle w:val="ImageCaption"/>
-            </w:pPr>
-            <w:r>
-              <w:t xml:space="preserve">Рисунок 6: Подключение по SSH к серверу через порт 2022 с клиента</w:t>
-            </w:r>
-          </w:p>
-          <w:bookmarkEnd w:id="45"/>
-        </w:tc>
-      </w:tr>
-    </w:tbl>
     <w:p>
       <w:pPr>
         <w:pStyle w:val="BodyText"/>
       </w:pPr>
-      <w:r>
-        <w:t xml:space="preserve">На виртуальной машине</w:t>
-      </w:r>
-      <w:r>
-        <w:t xml:space="preserve"> </w:t>
-      </w:r>
-      <w:r>
-        <w:rPr>
-          <w:rStyle w:val="VerbatimChar"/>
-        </w:rPr>
-        <w:t xml:space="preserve">server</w:t>
-      </w:r>
-      <w:r>
-        <w:t xml:space="preserve"> </w:t>
-      </w:r>
-      <w:r>
-        <w:t xml:space="preserve">выполнена проверка состояния параметров пересылки пакетов в ядре с помощью команды</w:t>
-      </w:r>
-      <w:r>
-        <w:t xml:space="preserve"> </w:t>
-      </w:r>
-      <w:r>
-        <w:rPr>
-          <w:rStyle w:val="VerbatimChar"/>
-        </w:rPr>
-        <w:t xml:space="preserve">sysctl -a | grep forward</w:t>
-      </w:r>
-      <w:r>
-        <w:t xml:space="preserve">. В выводе параметр</w:t>
-      </w:r>
-      <w:r>
-        <w:t xml:space="preserve"> </w:t>
-      </w:r>
-      <w:r>
-        <w:rPr>
-          <w:rStyle w:val="VerbatimChar"/>
-        </w:rPr>
-        <w:t xml:space="preserve">net.ipv4.ip_forward</w:t>
-      </w:r>
-      <w:r>
-        <w:t xml:space="preserve"> </w:t>
-      </w:r>
-      <w:r>
-        <w:t xml:space="preserve">имел значение</w:t>
-      </w:r>
-      <w:r>
-        <w:t xml:space="preserve"> </w:t>
-      </w:r>
-      <w:r>
-        <w:rPr>
-          <w:rStyle w:val="VerbatimChar"/>
-        </w:rPr>
-        <w:t xml:space="preserve">0</w:t>
-      </w:r>
-      <w:r>
-        <w:t xml:space="preserve">, что означает отключённую маршрутизацию IPv4-пакетов (</w:t>
-      </w:r>
-      <w:hyperlink w:anchor="fig-7">
+      <w:bookmarkStart w:id="60" w:name="fig-8"/>
+      <w:r>
+        <w:drawing>
+          <wp:inline>
+            <wp:extent cx="3733800" cy="389613"/>
+            <wp:effectExtent b="0" l="0" r="0" t="0"/>
+            <wp:docPr descr="Проверка доступа в Интернет с клиента после включения IP-forward и masquerade" title="" id="58" name="Picture"/>
+            <a:graphic>
+              <a:graphicData uri="http://schemas.openxmlformats.org/drawingml/2006/picture">
+                <pic:pic>
+                  <pic:nvPicPr>
+                    <pic:cNvPr descr="image/8.png" id="59" name="Picture"/>
+                    <pic:cNvPicPr>
+                      <a:picLocks noChangeArrowheads="1" noChangeAspect="1"/>
+                    </pic:cNvPicPr>
+                  </pic:nvPicPr>
+                  <pic:blipFill>
+                    <a:blip r:embed="rId57"/>
+                    <a:stretch>
+                      <a:fillRect/>
+                    </a:stretch>
+                  </pic:blipFill>
+                  <pic:spPr bwMode="auto">
+                    <a:xfrm>
+                      <a:off x="0" y="0"/>
+                      <a:ext cx="3733800" cy="389613"/>
+                    </a:xfrm>
+                    <a:prstGeom prst="rect">
+                      <a:avLst/>
+                    </a:prstGeom>
+                    <a:noFill/>
+                    <a:ln w="9525">
+                      <a:noFill/>
+                      <a:headEnd/>
+                      <a:tailEnd/>
+                    </a:ln>
+                  </pic:spPr>
+                </pic:pic>
+              </a:graphicData>
+            </a:graphic>
+          </wp:inline>
+        </w:drawing>
+      </w:r>
+      <w:bookmarkEnd w:id="60"/>
+      <w:r>
+        <w:t xml:space="preserve"> </w:t>
+      </w:r>
+      <w:hyperlink r:id="rId61">
         <w:r>
           <w:rPr>
             <w:rStyle w:val="Hyperlink"/>
           </w:rPr>
-          <w:t xml:space="preserve">рис. 7</w:t>
+          <w:t xml:space="preserve">Нажмите здесь, чтобы открыть ссылку.</w:t>
         </w:r>
       </w:hyperlink>
+    </w:p>
+    <w:bookmarkEnd w:id="62"/>
+    <w:bookmarkStart w:id="78" w:name="Xa12217cbbfc9629abe680410cf62239d1e27f8e"/>
+    <w:p>
+      <w:pPr>
+        <w:pStyle w:val="Heading2"/>
+      </w:pPr>
+      <w:r>
+        <w:t xml:space="preserve">2.3 Внесение изменений в настройки внутреннего</w:t>
+      </w:r>
+    </w:p>
+    <w:p>
+      <w:pPr>
+        <w:pStyle w:val="FirstParagraph"/>
+      </w:pPr>
+      <w:r>
+        <w:t xml:space="preserve">На виртуальной машине</w:t>
+      </w:r>
+      <w:r>
+        <w:t xml:space="preserve"> </w:t>
+      </w:r>
+      <w:r>
+        <w:rPr>
+          <w:rStyle w:val="VerbatimChar"/>
+        </w:rPr>
+        <w:t xml:space="preserve">server</w:t>
+      </w:r>
+      <w:r>
+        <w:t xml:space="preserve"> </w:t>
+      </w:r>
+      <w:r>
+        <w:t xml:space="preserve">выполнен переход в каталог</w:t>
+      </w:r>
+      <w:r>
+        <w:t xml:space="preserve"> </w:t>
+      </w:r>
+      <w:r>
+        <w:rPr>
+          <w:rStyle w:val="VerbatimChar"/>
+        </w:rPr>
+        <w:t xml:space="preserve">/vagrant/provision/server</w:t>
+      </w:r>
+      <w:r>
+        <w:t xml:space="preserve">, после чего создана структура каталогов</w:t>
+      </w:r>
+      <w:r>
+        <w:t xml:space="preserve"> </w:t>
+      </w:r>
+      <w:r>
+        <w:rPr>
+          <w:rStyle w:val="VerbatimChar"/>
+        </w:rPr>
+        <w:t xml:space="preserve">firewall/etc/firewalld/services</w:t>
+      </w:r>
+      <w:r>
+        <w:t xml:space="preserve"> </w:t>
+      </w:r>
+      <w:r>
+        <w:t xml:space="preserve">и</w:t>
+      </w:r>
+      <w:r>
+        <w:t xml:space="preserve"> </w:t>
+      </w:r>
+      <w:r>
+        <w:rPr>
+          <w:rStyle w:val="VerbatimChar"/>
+        </w:rPr>
+        <w:t xml:space="preserve">firewall/etc/sysctl.d</w:t>
+      </w:r>
+      <w:r>
+        <w:t xml:space="preserve">. В данные каталоги скопированы файл пользовательской службы</w:t>
+      </w:r>
+      <w:r>
+        <w:t xml:space="preserve"> </w:t>
+      </w:r>
+      <w:r>
+        <w:rPr>
+          <w:rStyle w:val="VerbatimChar"/>
+        </w:rPr>
+        <w:t xml:space="preserve">ssh-custom.xml</w:t>
+      </w:r>
+      <w:r>
+        <w:t xml:space="preserve"> </w:t>
+      </w:r>
+      <w:r>
+        <w:t xml:space="preserve">и файл конфигурации</w:t>
+      </w:r>
+      <w:r>
+        <w:t xml:space="preserve"> </w:t>
+      </w:r>
+      <w:r>
+        <w:rPr>
+          <w:rStyle w:val="VerbatimChar"/>
+        </w:rPr>
+        <w:t xml:space="preserve">90-forward.conf</w:t>
+      </w:r>
+      <w:r>
+        <w:t xml:space="preserve">, что обеспечивает сохранение настроек firewalld и параметра</w:t>
+      </w:r>
+      <w:r>
+        <w:t xml:space="preserve"> </w:t>
+      </w:r>
+      <w:r>
+        <w:rPr>
+          <w:rStyle w:val="VerbatimChar"/>
+        </w:rPr>
+        <w:t xml:space="preserve">ip_forward</w:t>
+      </w:r>
+      <w:r>
+        <w:t xml:space="preserve"> </w:t>
+      </w:r>
+      <w:r>
+        <w:t xml:space="preserve">во внутреннем окружении виртуальной машины (</w:t>
+      </w:r>
+      <w:r>
+        <w:rPr>
+          <w:b/>
+          <w:bCs/>
+        </w:rPr>
+        <w:t xml:space="preserve">?@fig-9</w:t>
+      </w:r>
       <w:r>
         <w:t xml:space="preserve">).</w:t>
       </w:r>
@@ -1154,561 +1442,449 @@
       <w:pPr>
         <w:pStyle w:val="BodyText"/>
       </w:pPr>
-      <w:r>
-        <w:t xml:space="preserve">Для включения пересылки IPv4-пакетов создан файл</w:t>
-      </w:r>
-      <w:r>
-        <w:t xml:space="preserve"> </w:t>
-      </w:r>
-      <w:r>
-        <w:rPr>
-          <w:rStyle w:val="VerbatimChar"/>
-        </w:rPr>
-        <w:t xml:space="preserve">/etc/sysctl.d/90-forward.conf</w:t>
-      </w:r>
-      <w:r>
-        <w:t xml:space="preserve"> </w:t>
-      </w:r>
-      <w:r>
-        <w:t xml:space="preserve">с параметром</w:t>
-      </w:r>
-      <w:r>
-        <w:t xml:space="preserve"> </w:t>
-      </w:r>
-      <w:r>
-        <w:rPr>
-          <w:rStyle w:val="VerbatimChar"/>
-        </w:rPr>
-        <w:t xml:space="preserve">net.ipv4.ip_forward = 1</w:t>
-      </w:r>
-      <w:r>
-        <w:t xml:space="preserve">, после чего конфигурация применена командой</w:t>
-      </w:r>
-      <w:r>
-        <w:t xml:space="preserve"> </w:t>
-      </w:r>
-      <w:r>
-        <w:rPr>
-          <w:rStyle w:val="VerbatimChar"/>
-        </w:rPr>
-        <w:t xml:space="preserve">sysctl -p /etc/sysctl.d/90-forward.conf</w:t>
-      </w:r>
-      <w:r>
-        <w:t xml:space="preserve">, что подтвердило установку значения</w:t>
-      </w:r>
-      <w:r>
-        <w:t xml:space="preserve"> </w:t>
-      </w:r>
-      <w:r>
-        <w:rPr>
-          <w:rStyle w:val="VerbatimChar"/>
-        </w:rPr>
-        <w:t xml:space="preserve">1</w:t>
-      </w:r>
-      <w:r>
-        <w:t xml:space="preserve">. Далее в зоне</w:t>
-      </w:r>
-      <w:r>
-        <w:t xml:space="preserve"> </w:t>
-      </w:r>
-      <w:r>
-        <w:rPr>
-          <w:rStyle w:val="VerbatimChar"/>
-        </w:rPr>
-        <w:t xml:space="preserve">public</w:t>
-      </w:r>
-      <w:r>
-        <w:t xml:space="preserve"> </w:t>
-      </w:r>
-      <w:r>
-        <w:t xml:space="preserve">активирован маскарадинг с помощью</w:t>
-      </w:r>
-      <w:r>
-        <w:t xml:space="preserve"> </w:t>
-      </w:r>
-      <w:r>
-        <w:rPr>
-          <w:rStyle w:val="VerbatimChar"/>
-        </w:rPr>
-        <w:t xml:space="preserve">firewall-cmd --zone=public --add-masquerade --permanent</w:t>
-      </w:r>
-      <w:r>
-        <w:t xml:space="preserve"> </w:t>
-      </w:r>
-      <w:r>
-        <w:t xml:space="preserve">и выполнена перезагрузка правил</w:t>
-      </w:r>
-      <w:r>
-        <w:t xml:space="preserve"> </w:t>
-      </w:r>
-      <w:r>
-        <w:rPr>
-          <w:rStyle w:val="VerbatimChar"/>
-        </w:rPr>
-        <w:t xml:space="preserve">firewall-cmd --reload</w:t>
-      </w:r>
-      <w:r>
-        <w:t xml:space="preserve"> </w:t>
-      </w:r>
-      <w:r>
-        <w:t xml:space="preserve">(</w:t>
-      </w:r>
-      <w:hyperlink w:anchor="fig-7">
+      <w:bookmarkStart w:id="66" w:name="fig-9"/>
+      <w:r>
+        <w:drawing>
+          <wp:inline>
+            <wp:extent cx="3733800" cy="3630442"/>
+            <wp:effectExtent b="0" l="0" r="0" t="0"/>
+            <wp:docPr descr="Создание структуры каталогов и копирование конфигурационных файлов FirewallD" title="" id="64" name="Picture"/>
+            <a:graphic>
+              <a:graphicData uri="http://schemas.openxmlformats.org/drawingml/2006/picture">
+                <pic:pic>
+                  <pic:nvPicPr>
+                    <pic:cNvPr descr="image/9.png" id="65" name="Picture"/>
+                    <pic:cNvPicPr>
+                      <a:picLocks noChangeArrowheads="1" noChangeAspect="1"/>
+                    </pic:cNvPicPr>
+                  </pic:nvPicPr>
+                  <pic:blipFill>
+                    <a:blip r:embed="rId63"/>
+                    <a:stretch>
+                      <a:fillRect/>
+                    </a:stretch>
+                  </pic:blipFill>
+                  <pic:spPr bwMode="auto">
+                    <a:xfrm>
+                      <a:off x="0" y="0"/>
+                      <a:ext cx="3733800" cy="3630442"/>
+                    </a:xfrm>
+                    <a:prstGeom prst="rect">
+                      <a:avLst/>
+                    </a:prstGeom>
+                    <a:noFill/>
+                    <a:ln w="9525">
+                      <a:noFill/>
+                      <a:headEnd/>
+                      <a:tailEnd/>
+                    </a:ln>
+                  </pic:spPr>
+                </pic:pic>
+              </a:graphicData>
+            </a:graphic>
+          </wp:inline>
+        </w:drawing>
+      </w:r>
+      <w:bookmarkEnd w:id="66"/>
+      <w:r>
+        <w:t xml:space="preserve"> </w:t>
+      </w:r>
+      <w:hyperlink r:id="rId67">
         <w:r>
           <w:rPr>
             <w:rStyle w:val="Hyperlink"/>
           </w:rPr>
-          <w:t xml:space="preserve">рис. 7</w:t>
+          <w:t xml:space="preserve">Нажмите здесь, чтобы открыть ссылку.</w:t>
         </w:r>
       </w:hyperlink>
+    </w:p>
+    <w:p>
+      <w:pPr>
+        <w:pStyle w:val="BodyText"/>
+      </w:pPr>
+      <w:r>
+        <w:t xml:space="preserve">В каталоге</w:t>
+      </w:r>
+      <w:r>
+        <w:t xml:space="preserve"> </w:t>
+      </w:r>
+      <w:r>
+        <w:rPr>
+          <w:rStyle w:val="VerbatimChar"/>
+        </w:rPr>
+        <w:t xml:space="preserve">/vagrant/provision/server</w:t>
+      </w:r>
+      <w:r>
+        <w:t xml:space="preserve"> </w:t>
+      </w:r>
+      <w:r>
+        <w:t xml:space="preserve">создан исполняемый файл</w:t>
+      </w:r>
+      <w:r>
+        <w:t xml:space="preserve"> </w:t>
+      </w:r>
+      <w:r>
+        <w:rPr>
+          <w:rStyle w:val="VerbatimChar"/>
+        </w:rPr>
+        <w:t xml:space="preserve">firewall.sh</w:t>
+      </w:r>
+      <w:r>
+        <w:t xml:space="preserve">, которому назначены права на выполнение. В скрипте реализовано копирование подготовленных конфигурационных файлов в каталог</w:t>
+      </w:r>
+      <w:r>
+        <w:t xml:space="preserve"> </w:t>
+      </w:r>
+      <w:r>
+        <w:rPr>
+          <w:rStyle w:val="VerbatimChar"/>
+        </w:rPr>
+        <w:t xml:space="preserve">/etc</w:t>
+      </w:r>
+      <w:r>
+        <w:t xml:space="preserve">, добавление службы</w:t>
+      </w:r>
+      <w:r>
+        <w:t xml:space="preserve"> </w:t>
+      </w:r>
+      <w:r>
+        <w:rPr>
+          <w:rStyle w:val="VerbatimChar"/>
+        </w:rPr>
+        <w:t xml:space="preserve">ssh-custom</w:t>
+      </w:r>
+      <w:r>
+        <w:t xml:space="preserve">, настройка перенаправления порта 2022 на 22, включение маскарадинга в зоне</w:t>
+      </w:r>
+      <w:r>
+        <w:t xml:space="preserve"> </w:t>
+      </w:r>
+      <w:r>
+        <w:rPr>
+          <w:rStyle w:val="VerbatimChar"/>
+        </w:rPr>
+        <w:t xml:space="preserve">public</w:t>
+      </w:r>
+      <w:r>
+        <w:t xml:space="preserve">, перезагрузка правил firewalld и восстановление контекстов SELinux командой</w:t>
+      </w:r>
+      <w:r>
+        <w:t xml:space="preserve"> </w:t>
+      </w:r>
+      <w:r>
+        <w:rPr>
+          <w:rStyle w:val="VerbatimChar"/>
+        </w:rPr>
+        <w:t xml:space="preserve">restorecon -vR /etc</w:t>
+      </w:r>
+      <w:r>
+        <w:t xml:space="preserve"> </w:t>
+      </w:r>
+      <w:r>
+        <w:t xml:space="preserve">(</w:t>
+      </w:r>
+      <w:r>
+        <w:rPr>
+          <w:b/>
+          <w:bCs/>
+        </w:rPr>
+        <w:t xml:space="preserve">?@fig-10</w:t>
+      </w:r>
       <w:r>
         <w:t xml:space="preserve">).</w:t>
       </w:r>
     </w:p>
-    <w:tbl>
-      <w:tblPr>
-        <w:tblStyle w:val="Table"/>
-        <w:tblW w:type="pct" w:w="5000"/>
-        <w:tblLayout w:type="fixed"/>
-        <w:tblLook w:firstRow="0" w:lastRow="0" w:firstColumn="0" w:lastColumn="0" w:noHBand="0" w:noVBand="0" w:val="0000"/>
-      </w:tblPr>
-      <w:tblGrid>
-        <w:gridCol w:w="7920"/>
-      </w:tblGrid>
-      <w:tr>
-        <w:tc>
-          <w:tcPr/>
-          <w:bookmarkStart w:id="49" w:name="fig-7"/>
-          <w:p>
-            <w:pPr>
-              <w:pStyle w:val="Compact"/>
-              <w:jc w:val="center"/>
-            </w:pPr>
-            <w:r>
-              <w:drawing>
-                <wp:inline>
-                  <wp:extent cx="3733800" cy="219366"/>
-                  <wp:effectExtent b="0" l="0" r="0" t="0"/>
-                  <wp:docPr descr="" title="" id="47" name="Picture"/>
-                  <a:graphic>
-                    <a:graphicData uri="http://schemas.openxmlformats.org/drawingml/2006/picture">
-                      <pic:pic>
-                        <pic:nvPicPr>
-                          <pic:cNvPr descr="image/7.png" id="48" name="Picture"/>
-                          <pic:cNvPicPr>
-                            <a:picLocks noChangeArrowheads="1" noChangeAspect="1"/>
-                          </pic:cNvPicPr>
-                        </pic:nvPicPr>
-                        <pic:blipFill>
-                          <a:blip r:embed="rId46"/>
-                          <a:stretch>
-                            <a:fillRect/>
-                          </a:stretch>
-                        </pic:blipFill>
-                        <pic:spPr bwMode="auto">
-                          <a:xfrm>
-                            <a:off x="0" y="0"/>
-                            <a:ext cx="3733800" cy="219366"/>
-                          </a:xfrm>
-                          <a:prstGeom prst="rect">
-                            <a:avLst/>
-                          </a:prstGeom>
-                          <a:noFill/>
-                          <a:ln w="9525">
-                            <a:noFill/>
-                            <a:headEnd/>
-                            <a:tailEnd/>
-                          </a:ln>
-                        </pic:spPr>
-                      </pic:pic>
-                    </a:graphicData>
-                  </a:graphic>
-                </wp:inline>
-              </w:drawing>
-            </w:r>
-          </w:p>
-          <w:p>
-            <w:pPr>
-              <w:jc w:val="center"/>
-            </w:pPr>
-            <w:pPr>
-              <w:jc w:val="start"/>
-              <w:spacing w:before="200"/>
-              <w:pStyle w:val="ImageCaption"/>
-            </w:pPr>
-            <w:r>
-              <w:t xml:space="preserve">Рисунок 7: Проверка параметров пересылки IPv4 в ядре системы</w:t>
-            </w:r>
-          </w:p>
-          <w:bookmarkEnd w:id="49"/>
-        </w:tc>
-      </w:tr>
-    </w:tbl>
     <w:p>
       <w:pPr>
         <w:pStyle w:val="BodyText"/>
       </w:pPr>
-      <w:r>
-        <w:t xml:space="preserve">На виртуальной машине</w:t>
-      </w:r>
-      <w:r>
-        <w:t xml:space="preserve"> </w:t>
-      </w:r>
-      <w:r>
-        <w:rPr>
-          <w:rStyle w:val="VerbatimChar"/>
-        </w:rPr>
-        <w:t xml:space="preserve">client</w:t>
-      </w:r>
-      <w:r>
-        <w:t xml:space="preserve"> </w:t>
-      </w:r>
-      <w:r>
-        <w:t xml:space="preserve">проверена доступность сети Интернет командами</w:t>
-      </w:r>
-      <w:r>
-        <w:t xml:space="preserve"> </w:t>
-      </w:r>
-      <w:r>
-        <w:rPr>
-          <w:rStyle w:val="VerbatimChar"/>
-        </w:rPr>
-        <w:t xml:space="preserve">ping 8.8.8.8</w:t>
-      </w:r>
-      <w:r>
-        <w:t xml:space="preserve"> </w:t>
-      </w:r>
-      <w:r>
-        <w:t xml:space="preserve">и</w:t>
-      </w:r>
-      <w:r>
-        <w:t xml:space="preserve"> </w:t>
-      </w:r>
-      <w:r>
-        <w:rPr>
-          <w:rStyle w:val="VerbatimChar"/>
-        </w:rPr>
-        <w:t xml:space="preserve">ping google.com</w:t>
-      </w:r>
-      <w:r>
-        <w:t xml:space="preserve">; получены ответы без потерь пакетов, что подтверждает корректную работу перенаправления и маскарадинга (</w:t>
-      </w:r>
-      <w:hyperlink w:anchor="fig-8">
+      <w:bookmarkStart w:id="71" w:name="fig-10"/>
+      <w:r>
+        <w:drawing>
+          <wp:inline>
+            <wp:extent cx="3733800" cy="603849"/>
+            <wp:effectExtent b="0" l="0" r="0" t="0"/>
+            <wp:docPr descr="Содержимое provisioning-скрипта firewall.sh" title="" id="69" name="Picture"/>
+            <a:graphic>
+              <a:graphicData uri="http://schemas.openxmlformats.org/drawingml/2006/picture">
+                <pic:pic>
+                  <pic:nvPicPr>
+                    <pic:cNvPr descr="image/10.png" id="70" name="Picture"/>
+                    <pic:cNvPicPr>
+                      <a:picLocks noChangeArrowheads="1" noChangeAspect="1"/>
+                    </pic:cNvPicPr>
+                  </pic:nvPicPr>
+                  <pic:blipFill>
+                    <a:blip r:embed="rId68"/>
+                    <a:stretch>
+                      <a:fillRect/>
+                    </a:stretch>
+                  </pic:blipFill>
+                  <pic:spPr bwMode="auto">
+                    <a:xfrm>
+                      <a:off x="0" y="0"/>
+                      <a:ext cx="3733800" cy="603849"/>
+                    </a:xfrm>
+                    <a:prstGeom prst="rect">
+                      <a:avLst/>
+                    </a:prstGeom>
+                    <a:noFill/>
+                    <a:ln w="9525">
+                      <a:noFill/>
+                      <a:headEnd/>
+                      <a:tailEnd/>
+                    </a:ln>
+                  </pic:spPr>
+                </pic:pic>
+              </a:graphicData>
+            </a:graphic>
+          </wp:inline>
+        </w:drawing>
+      </w:r>
+      <w:bookmarkEnd w:id="71"/>
+      <w:r>
+        <w:t xml:space="preserve"> </w:t>
+      </w:r>
+      <w:hyperlink r:id="rId72">
         <w:r>
           <w:rPr>
             <w:rStyle w:val="Hyperlink"/>
           </w:rPr>
-          <w:t xml:space="preserve">рис. 8</w:t>
+          <w:t xml:space="preserve">Нажмите здесь, чтобы открыть ссылку.</w:t>
         </w:r>
       </w:hyperlink>
+    </w:p>
+    <w:p>
+      <w:pPr>
+        <w:pStyle w:val="BodyText"/>
+      </w:pPr>
+      <w:r>
+        <w:t xml:space="preserve">В конфигурационный файл</w:t>
+      </w:r>
+      <w:r>
+        <w:t xml:space="preserve"> </w:t>
+      </w:r>
+      <w:r>
+        <w:rPr>
+          <w:rStyle w:val="VerbatimChar"/>
+        </w:rPr>
+        <w:t xml:space="preserve">Vagrantfile</w:t>
+      </w:r>
+      <w:r>
+        <w:t xml:space="preserve"> </w:t>
+      </w:r>
+      <w:r>
+        <w:t xml:space="preserve">в разделе настройки виртуальной машины</w:t>
+      </w:r>
+      <w:r>
+        <w:t xml:space="preserve"> </w:t>
+      </w:r>
+      <w:r>
+        <w:rPr>
+          <w:rStyle w:val="VerbatimChar"/>
+        </w:rPr>
+        <w:t xml:space="preserve">server</w:t>
+      </w:r>
+      <w:r>
+        <w:t xml:space="preserve"> </w:t>
+      </w:r>
+      <w:r>
+        <w:t xml:space="preserve">добавлен блок</w:t>
+      </w:r>
+      <w:r>
+        <w:t xml:space="preserve"> </w:t>
+      </w:r>
+      <w:r>
+        <w:rPr>
+          <w:rStyle w:val="VerbatimChar"/>
+        </w:rPr>
+        <w:t xml:space="preserve">provision</w:t>
+      </w:r>
+      <w:r>
+        <w:t xml:space="preserve"> </w:t>
+      </w:r>
+      <w:r>
+        <w:t xml:space="preserve">с типом</w:t>
+      </w:r>
+      <w:r>
+        <w:t xml:space="preserve"> </w:t>
+      </w:r>
+      <w:r>
+        <w:rPr>
+          <w:rStyle w:val="VerbatimChar"/>
+        </w:rPr>
+        <w:t xml:space="preserve">shell</w:t>
+      </w:r>
+      <w:r>
+        <w:t xml:space="preserve">, параметром</w:t>
+      </w:r>
+      <w:r>
+        <w:t xml:space="preserve"> </w:t>
+      </w:r>
+      <w:r>
+        <w:rPr>
+          <w:rStyle w:val="VerbatimChar"/>
+        </w:rPr>
+        <w:t xml:space="preserve">preserve_order: true</w:t>
+      </w:r>
+      <w:r>
+        <w:t xml:space="preserve"> </w:t>
+      </w:r>
+      <w:r>
+        <w:t xml:space="preserve">и указанием пути</w:t>
+      </w:r>
+      <w:r>
+        <w:t xml:space="preserve"> </w:t>
+      </w:r>
+      <w:r>
+        <w:rPr>
+          <w:rStyle w:val="VerbatimChar"/>
+        </w:rPr>
+        <w:t xml:space="preserve">provision/server/firewall.sh</w:t>
+      </w:r>
+      <w:r>
+        <w:t xml:space="preserve">. Это обеспечивает автоматическое выполнение созданного скрипта при запуске или пересоздании виртуальной машины (</w:t>
+      </w:r>
+      <w:r>
+        <w:rPr>
+          <w:b/>
+          <w:bCs/>
+        </w:rPr>
+        <w:t xml:space="preserve">?@fig-11</w:t>
+      </w:r>
       <w:r>
         <w:t xml:space="preserve">).</w:t>
       </w:r>
     </w:p>
-    <w:tbl>
-      <w:tblPr>
-        <w:tblStyle w:val="Table"/>
-        <w:tblW w:type="pct" w:w="5000"/>
-        <w:tblLayout w:type="fixed"/>
-        <w:tblLook w:firstRow="0" w:lastRow="0" w:firstColumn="0" w:lastColumn="0" w:noHBand="0" w:noVBand="0" w:val="0000"/>
-      </w:tblPr>
-      <w:tblGrid>
-        <w:gridCol w:w="7920"/>
-      </w:tblGrid>
-      <w:tr>
-        <w:tc>
-          <w:tcPr/>
-          <w:bookmarkStart w:id="53" w:name="fig-8"/>
-          <w:p>
-            <w:pPr>
-              <w:pStyle w:val="Compact"/>
-              <w:jc w:val="center"/>
-            </w:pPr>
-            <w:r>
-              <w:drawing>
-                <wp:inline>
-                  <wp:extent cx="3733800" cy="389613"/>
-                  <wp:effectExtent b="0" l="0" r="0" t="0"/>
-                  <wp:docPr descr="" title="" id="51" name="Picture"/>
-                  <a:graphic>
-                    <a:graphicData uri="http://schemas.openxmlformats.org/drawingml/2006/picture">
-                      <pic:pic>
-                        <pic:nvPicPr>
-                          <pic:cNvPr descr="image/8.png" id="52" name="Picture"/>
-                          <pic:cNvPicPr>
-                            <a:picLocks noChangeArrowheads="1" noChangeAspect="1"/>
-                          </pic:cNvPicPr>
-                        </pic:nvPicPr>
-                        <pic:blipFill>
-                          <a:blip r:embed="rId50"/>
-                          <a:stretch>
-                            <a:fillRect/>
-                          </a:stretch>
-                        </pic:blipFill>
-                        <pic:spPr bwMode="auto">
-                          <a:xfrm>
-                            <a:off x="0" y="0"/>
-                            <a:ext cx="3733800" cy="389613"/>
-                          </a:xfrm>
-                          <a:prstGeom prst="rect">
-                            <a:avLst/>
-                          </a:prstGeom>
-                          <a:noFill/>
-                          <a:ln w="9525">
-                            <a:noFill/>
-                            <a:headEnd/>
-                            <a:tailEnd/>
-                          </a:ln>
-                        </pic:spPr>
-                      </pic:pic>
-                    </a:graphicData>
-                  </a:graphic>
-                </wp:inline>
-              </w:drawing>
-            </w:r>
-          </w:p>
-          <w:p>
-            <w:pPr>
-              <w:jc w:val="center"/>
-            </w:pPr>
-            <w:pPr>
-              <w:jc w:val="start"/>
-              <w:spacing w:before="200"/>
-              <w:pStyle w:val="ImageCaption"/>
-            </w:pPr>
-            <w:r>
-              <w:t xml:space="preserve">Рисунок 8: Проверка доступа в Интернет с клиента после включения IP-forward и masquerade</w:t>
-            </w:r>
-          </w:p>
-          <w:bookmarkEnd w:id="53"/>
-        </w:tc>
-      </w:tr>
-    </w:tbl>
-    <w:bookmarkEnd w:id="54"/>
-    <w:bookmarkStart w:id="67" w:name="Xa12217cbbfc9629abe680410cf62239d1e27f8e"/>
-    <w:p>
-      <w:pPr>
-        <w:pStyle w:val="Heading2"/>
-      </w:pPr>
-      <w:r>
-        <w:t xml:space="preserve">2.3 Внесение изменений в настройки внутреннего</w:t>
-      </w:r>
-    </w:p>
-    <w:p>
-      <w:pPr>
-        <w:pStyle w:val="FirstParagraph"/>
-      </w:pPr>
-      <w:r>
-        <w:t xml:space="preserve">На виртуальной машине</w:t>
-      </w:r>
-      <w:r>
-        <w:t xml:space="preserve"> </w:t>
-      </w:r>
-      <w:r>
-        <w:rPr>
-          <w:rStyle w:val="VerbatimChar"/>
-        </w:rPr>
-        <w:t xml:space="preserve">server</w:t>
-      </w:r>
-      <w:r>
-        <w:t xml:space="preserve"> </w:t>
-      </w:r>
-      <w:r>
-        <w:t xml:space="preserve">выполнен переход в каталог</w:t>
-      </w:r>
-      <w:r>
-        <w:t xml:space="preserve"> </w:t>
-      </w:r>
-      <w:r>
-        <w:rPr>
-          <w:rStyle w:val="VerbatimChar"/>
-        </w:rPr>
-        <w:t xml:space="preserve">/vagrant/provision/server</w:t>
-      </w:r>
-      <w:r>
-        <w:t xml:space="preserve">, после чего создана структура каталогов</w:t>
-      </w:r>
-      <w:r>
-        <w:t xml:space="preserve"> </w:t>
-      </w:r>
-      <w:r>
-        <w:rPr>
-          <w:rStyle w:val="VerbatimChar"/>
-        </w:rPr>
-        <w:t xml:space="preserve">firewall/etc/firewalld/services</w:t>
-      </w:r>
-      <w:r>
-        <w:t xml:space="preserve"> </w:t>
-      </w:r>
-      <w:r>
-        <w:t xml:space="preserve">и</w:t>
-      </w:r>
-      <w:r>
-        <w:t xml:space="preserve"> </w:t>
-      </w:r>
-      <w:r>
-        <w:rPr>
-          <w:rStyle w:val="VerbatimChar"/>
-        </w:rPr>
-        <w:t xml:space="preserve">firewall/etc/sysctl.d</w:t>
-      </w:r>
-      <w:r>
-        <w:t xml:space="preserve">. В данные каталоги скопированы файл пользовательской службы</w:t>
-      </w:r>
-      <w:r>
-        <w:t xml:space="preserve"> </w:t>
-      </w:r>
-      <w:r>
-        <w:rPr>
-          <w:rStyle w:val="VerbatimChar"/>
-        </w:rPr>
-        <w:t xml:space="preserve">ssh-custom.xml</w:t>
-      </w:r>
-      <w:r>
-        <w:t xml:space="preserve"> </w:t>
-      </w:r>
-      <w:r>
-        <w:t xml:space="preserve">и файл конфигурации</w:t>
-      </w:r>
-      <w:r>
-        <w:t xml:space="preserve"> </w:t>
-      </w:r>
-      <w:r>
-        <w:rPr>
-          <w:rStyle w:val="VerbatimChar"/>
-        </w:rPr>
-        <w:t xml:space="preserve">90-forward.conf</w:t>
-      </w:r>
-      <w:r>
-        <w:t xml:space="preserve">, что обеспечивает сохранение настроек firewalld и параметра</w:t>
-      </w:r>
-      <w:r>
-        <w:t xml:space="preserve"> </w:t>
-      </w:r>
-      <w:r>
-        <w:rPr>
-          <w:rStyle w:val="VerbatimChar"/>
-        </w:rPr>
-        <w:t xml:space="preserve">ip_forward</w:t>
-      </w:r>
-      <w:r>
-        <w:t xml:space="preserve"> </w:t>
-      </w:r>
-      <w:r>
-        <w:t xml:space="preserve">во внутреннем окружении виртуальной машины (</w:t>
-      </w:r>
-      <w:hyperlink w:anchor="fig-9">
+    <w:p>
+      <w:pPr>
+        <w:pStyle w:val="BodyText"/>
+      </w:pPr>
+      <w:bookmarkStart w:id="76" w:name="fig-11"/>
+      <w:r>
+        <w:drawing>
+          <wp:inline>
+            <wp:extent cx="3733800" cy="892568"/>
+            <wp:effectExtent b="0" l="0" r="0" t="0"/>
+            <wp:docPr descr="Добавление provisioning-скрипта firewall.sh в Vagrantfile" title="" id="74" name="Picture"/>
+            <a:graphic>
+              <a:graphicData uri="http://schemas.openxmlformats.org/drawingml/2006/picture">
+                <pic:pic>
+                  <pic:nvPicPr>
+                    <pic:cNvPr descr="image/11.png" id="75" name="Picture"/>
+                    <pic:cNvPicPr>
+                      <a:picLocks noChangeArrowheads="1" noChangeAspect="1"/>
+                    </pic:cNvPicPr>
+                  </pic:nvPicPr>
+                  <pic:blipFill>
+                    <a:blip r:embed="rId73"/>
+                    <a:stretch>
+                      <a:fillRect/>
+                    </a:stretch>
+                  </pic:blipFill>
+                  <pic:spPr bwMode="auto">
+                    <a:xfrm>
+                      <a:off x="0" y="0"/>
+                      <a:ext cx="3733800" cy="892568"/>
+                    </a:xfrm>
+                    <a:prstGeom prst="rect">
+                      <a:avLst/>
+                    </a:prstGeom>
+                    <a:noFill/>
+                    <a:ln w="9525">
+                      <a:noFill/>
+                      <a:headEnd/>
+                      <a:tailEnd/>
+                    </a:ln>
+                  </pic:spPr>
+                </pic:pic>
+              </a:graphicData>
+            </a:graphic>
+          </wp:inline>
+        </w:drawing>
+      </w:r>
+      <w:bookmarkEnd w:id="76"/>
+      <w:r>
+        <w:t xml:space="preserve"> </w:t>
+      </w:r>
+      <w:hyperlink r:id="rId77">
         <w:r>
           <w:rPr>
             <w:rStyle w:val="Hyperlink"/>
           </w:rPr>
-          <w:t xml:space="preserve">рис. 9</w:t>
+          <w:t xml:space="preserve">Нажмите здесь, чтобы открыть ссылку.</w:t>
         </w:r>
       </w:hyperlink>
-      <w:r>
-        <w:t xml:space="preserve">).</w:t>
-      </w:r>
-    </w:p>
-    <w:tbl>
-      <w:tblPr>
-        <w:tblStyle w:val="Table"/>
-        <w:tblW w:type="pct" w:w="5000"/>
-        <w:tblLayout w:type="fixed"/>
-        <w:tblLook w:firstRow="0" w:lastRow="0" w:firstColumn="0" w:lastColumn="0" w:noHBand="0" w:noVBand="0" w:val="0000"/>
-      </w:tblPr>
-      <w:tblGrid>
-        <w:gridCol w:w="7920"/>
-      </w:tblGrid>
-      <w:tr>
-        <w:tc>
-          <w:tcPr/>
-          <w:bookmarkStart w:id="58" w:name="fig-9"/>
-          <w:p>
-            <w:pPr>
-              <w:pStyle w:val="Compact"/>
-              <w:jc w:val="center"/>
-            </w:pPr>
-            <w:r>
-              <w:drawing>
-                <wp:inline>
-                  <wp:extent cx="3733800" cy="3630442"/>
-                  <wp:effectExtent b="0" l="0" r="0" t="0"/>
-                  <wp:docPr descr="" title="" id="56" name="Picture"/>
-                  <a:graphic>
-                    <a:graphicData uri="http://schemas.openxmlformats.org/drawingml/2006/picture">
-                      <pic:pic>
-                        <pic:nvPicPr>
-                          <pic:cNvPr descr="image/9.png" id="57" name="Picture"/>
-                          <pic:cNvPicPr>
-                            <a:picLocks noChangeArrowheads="1" noChangeAspect="1"/>
-                          </pic:cNvPicPr>
-                        </pic:nvPicPr>
-                        <pic:blipFill>
-                          <a:blip r:embed="rId55"/>
-                          <a:stretch>
-                            <a:fillRect/>
-                          </a:stretch>
-                        </pic:blipFill>
-                        <pic:spPr bwMode="auto">
-                          <a:xfrm>
-                            <a:off x="0" y="0"/>
-                            <a:ext cx="3733800" cy="3630442"/>
-                          </a:xfrm>
-                          <a:prstGeom prst="rect">
-                            <a:avLst/>
-                          </a:prstGeom>
-                          <a:noFill/>
-                          <a:ln w="9525">
-                            <a:noFill/>
-                            <a:headEnd/>
-                            <a:tailEnd/>
-                          </a:ln>
-                        </pic:spPr>
-                      </pic:pic>
-                    </a:graphicData>
-                  </a:graphic>
-                </wp:inline>
-              </w:drawing>
-            </w:r>
-          </w:p>
-          <w:p>
-            <w:pPr>
-              <w:jc w:val="center"/>
-            </w:pPr>
-            <w:pPr>
-              <w:jc w:val="start"/>
-              <w:spacing w:before="200"/>
-              <w:pStyle w:val="ImageCaption"/>
-            </w:pPr>
-            <w:r>
-              <w:t xml:space="preserve">Рисунок 9: Создание структуры каталогов и копирование конфигурационных файлов FirewallD</w:t>
-            </w:r>
-          </w:p>
-          <w:bookmarkEnd w:id="58"/>
-        </w:tc>
-      </w:tr>
-    </w:tbl>
+    </w:p>
+    <w:bookmarkEnd w:id="78"/>
+    <w:bookmarkEnd w:id="79"/>
+    <w:bookmarkStart w:id="80" w:name="выводы"/>
+    <w:p>
+      <w:pPr>
+        <w:pStyle w:val="Heading1"/>
+      </w:pPr>
+      <w:r>
+        <w:t xml:space="preserve">3. Выводы</w:t>
+      </w:r>
+    </w:p>
+    <w:p>
+      <w:pPr>
+        <w:pStyle w:val="FirstParagraph"/>
+      </w:pPr>
+      <w:r>
+        <w:t xml:space="preserve">В ходе работы была создана пользовательская служба</w:t>
+      </w:r>
+      <w:r>
+        <w:t xml:space="preserve"> </w:t>
+      </w:r>
+      <w:r>
+        <w:rPr>
+          <w:rStyle w:val="VerbatimChar"/>
+        </w:rPr>
+        <w:t xml:space="preserve">ssh-custom</w:t>
+      </w:r>
+      <w:r>
+        <w:t xml:space="preserve"> </w:t>
+      </w:r>
+      <w:r>
+        <w:t xml:space="preserve">в системе firewalld с изменённым портом TCP 2022, что позволило организовать доступ к SSH через нестандартный порт. Реализовано перенаправление трафика с порта 2022 на порт 22, подтверждённое успешным подключением по SSH.</w:t>
+      </w:r>
+    </w:p>
     <w:p>
       <w:pPr>
         <w:pStyle w:val="BodyText"/>
       </w:pPr>
       <w:r>
-        <w:t xml:space="preserve">В каталоге</w:t>
-      </w:r>
-      <w:r>
-        <w:t xml:space="preserve"> </w:t>
-      </w:r>
-      <w:r>
-        <w:rPr>
-          <w:rStyle w:val="VerbatimChar"/>
-        </w:rPr>
-        <w:t xml:space="preserve">/vagrant/provision/server</w:t>
-      </w:r>
-      <w:r>
-        <w:t xml:space="preserve"> </w:t>
-      </w:r>
-      <w:r>
-        <w:t xml:space="preserve">создан исполняемый файл</w:t>
+        <w:t xml:space="preserve">В ядре системы включена пересылка IPv4-пакетов (</w:t>
+      </w:r>
+      <w:r>
+        <w:rPr>
+          <w:rStyle w:val="VerbatimChar"/>
+        </w:rPr>
+        <w:t xml:space="preserve">net.ipv4.ip_forward = 1</w:t>
+      </w:r>
+      <w:r>
+        <w:t xml:space="preserve">), а также настроен маскарадинг в зоне</w:t>
+      </w:r>
+      <w:r>
+        <w:t xml:space="preserve"> </w:t>
+      </w:r>
+      <w:r>
+        <w:rPr>
+          <w:rStyle w:val="VerbatimChar"/>
+        </w:rPr>
+        <w:t xml:space="preserve">public</w:t>
+      </w:r>
+      <w:r>
+        <w:t xml:space="preserve">, что обеспечило корректную маршрутизацию и выход клиента в Интернет через сервер.</w:t>
+      </w:r>
+    </w:p>
+    <w:p>
+      <w:pPr>
+        <w:pStyle w:val="BodyText"/>
+      </w:pPr>
+      <w:r>
+        <w:t xml:space="preserve">Конфигурационные файлы и параметры были вынесены во внутреннее окружение виртуальной машины и автоматизированы с помощью provisioning-скрипта</w:t>
       </w:r>
       <w:r>
         <w:t xml:space="preserve"> </w:t>
@@ -1720,156 +1896,7 @@
         <w:t xml:space="preserve">firewall.sh</w:t>
       </w:r>
       <w:r>
-        <w:t xml:space="preserve">, которому назначены права на выполнение. В скрипте реализовано копирование подготовленных конфигурационных файлов в каталог</w:t>
-      </w:r>
-      <w:r>
-        <w:t xml:space="preserve"> </w:t>
-      </w:r>
-      <w:r>
-        <w:rPr>
-          <w:rStyle w:val="VerbatimChar"/>
-        </w:rPr>
-        <w:t xml:space="preserve">/etc</w:t>
-      </w:r>
-      <w:r>
-        <w:t xml:space="preserve">, добавление службы</w:t>
-      </w:r>
-      <w:r>
-        <w:t xml:space="preserve"> </w:t>
-      </w:r>
-      <w:r>
-        <w:rPr>
-          <w:rStyle w:val="VerbatimChar"/>
-        </w:rPr>
-        <w:t xml:space="preserve">ssh-custom</w:t>
-      </w:r>
-      <w:r>
-        <w:t xml:space="preserve">, настройка перенаправления порта 2022 на 22, включение маскарадинга в зоне</w:t>
-      </w:r>
-      <w:r>
-        <w:t xml:space="preserve"> </w:t>
-      </w:r>
-      <w:r>
-        <w:rPr>
-          <w:rStyle w:val="VerbatimChar"/>
-        </w:rPr>
-        <w:t xml:space="preserve">public</w:t>
-      </w:r>
-      <w:r>
-        <w:t xml:space="preserve">, перезагрузка правил firewalld и восстановление контекстов SELinux командой</w:t>
-      </w:r>
-      <w:r>
-        <w:t xml:space="preserve"> </w:t>
-      </w:r>
-      <w:r>
-        <w:rPr>
-          <w:rStyle w:val="VerbatimChar"/>
-        </w:rPr>
-        <w:t xml:space="preserve">restorecon -vR /etc</w:t>
-      </w:r>
-      <w:r>
-        <w:t xml:space="preserve"> </w:t>
-      </w:r>
-      <w:r>
-        <w:t xml:space="preserve">(</w:t>
-      </w:r>
-      <w:hyperlink w:anchor="fig-10">
-        <w:r>
-          <w:rPr>
-            <w:rStyle w:val="Hyperlink"/>
-          </w:rPr>
-          <w:t xml:space="preserve">рис. 10</w:t>
-        </w:r>
-      </w:hyperlink>
-      <w:r>
-        <w:t xml:space="preserve">).</w:t>
-      </w:r>
-    </w:p>
-    <w:tbl>
-      <w:tblPr>
-        <w:tblStyle w:val="Table"/>
-        <w:tblW w:type="pct" w:w="5000"/>
-        <w:tblLayout w:type="fixed"/>
-        <w:tblLook w:firstRow="0" w:lastRow="0" w:firstColumn="0" w:lastColumn="0" w:noHBand="0" w:noVBand="0" w:val="0000"/>
-      </w:tblPr>
-      <w:tblGrid>
-        <w:gridCol w:w="7920"/>
-      </w:tblGrid>
-      <w:tr>
-        <w:tc>
-          <w:tcPr/>
-          <w:bookmarkStart w:id="62" w:name="fig-10"/>
-          <w:p>
-            <w:pPr>
-              <w:pStyle w:val="Compact"/>
-              <w:jc w:val="center"/>
-            </w:pPr>
-            <w:r>
-              <w:drawing>
-                <wp:inline>
-                  <wp:extent cx="3733800" cy="603849"/>
-                  <wp:effectExtent b="0" l="0" r="0" t="0"/>
-                  <wp:docPr descr="" title="" id="60" name="Picture"/>
-                  <a:graphic>
-                    <a:graphicData uri="http://schemas.openxmlformats.org/drawingml/2006/picture">
-                      <pic:pic>
-                        <pic:nvPicPr>
-                          <pic:cNvPr descr="image/10.png" id="61" name="Picture"/>
-                          <pic:cNvPicPr>
-                            <a:picLocks noChangeArrowheads="1" noChangeAspect="1"/>
-                          </pic:cNvPicPr>
-                        </pic:nvPicPr>
-                        <pic:blipFill>
-                          <a:blip r:embed="rId59"/>
-                          <a:stretch>
-                            <a:fillRect/>
-                          </a:stretch>
-                        </pic:blipFill>
-                        <pic:spPr bwMode="auto">
-                          <a:xfrm>
-                            <a:off x="0" y="0"/>
-                            <a:ext cx="3733800" cy="603849"/>
-                          </a:xfrm>
-                          <a:prstGeom prst="rect">
-                            <a:avLst/>
-                          </a:prstGeom>
-                          <a:noFill/>
-                          <a:ln w="9525">
-                            <a:noFill/>
-                            <a:headEnd/>
-                            <a:tailEnd/>
-                          </a:ln>
-                        </pic:spPr>
-                      </pic:pic>
-                    </a:graphicData>
-                  </a:graphic>
-                </wp:inline>
-              </w:drawing>
-            </w:r>
-          </w:p>
-          <w:p>
-            <w:pPr>
-              <w:jc w:val="center"/>
-            </w:pPr>
-            <w:pPr>
-              <w:jc w:val="start"/>
-              <w:spacing w:before="200"/>
-              <w:pStyle w:val="ImageCaption"/>
-            </w:pPr>
-            <w:r>
-              <w:t xml:space="preserve">Рисунок 10: Содержимое provisioning-скрипта firewall.sh</w:t>
-            </w:r>
-          </w:p>
-          <w:bookmarkEnd w:id="62"/>
-        </w:tc>
-      </w:tr>
-    </w:tbl>
-    <w:p>
-      <w:pPr>
-        <w:pStyle w:val="BodyText"/>
-      </w:pPr>
-      <w:r>
-        <w:t xml:space="preserve">В конфигурационный файл</w:t>
+        <w:t xml:space="preserve">, подключённого в</w:t>
       </w:r>
       <w:r>
         <w:t xml:space="preserve"> </w:t>
@@ -1881,268 +1908,11 @@
         <w:t xml:space="preserve">Vagrantfile</w:t>
       </w:r>
       <w:r>
-        <w:t xml:space="preserve"> </w:t>
-      </w:r>
-      <w:r>
-        <w:t xml:space="preserve">в разделе настройки виртуальной машины</w:t>
-      </w:r>
-      <w:r>
-        <w:t xml:space="preserve"> </w:t>
-      </w:r>
-      <w:r>
-        <w:rPr>
-          <w:rStyle w:val="VerbatimChar"/>
-        </w:rPr>
-        <w:t xml:space="preserve">server</w:t>
-      </w:r>
-      <w:r>
-        <w:t xml:space="preserve"> </w:t>
-      </w:r>
-      <w:r>
-        <w:t xml:space="preserve">добавлен блок</w:t>
-      </w:r>
-      <w:r>
-        <w:t xml:space="preserve"> </w:t>
-      </w:r>
-      <w:r>
-        <w:rPr>
-          <w:rStyle w:val="VerbatimChar"/>
-        </w:rPr>
-        <w:t xml:space="preserve">provision</w:t>
-      </w:r>
-      <w:r>
-        <w:t xml:space="preserve"> </w:t>
-      </w:r>
-      <w:r>
-        <w:t xml:space="preserve">с типом</w:t>
-      </w:r>
-      <w:r>
-        <w:t xml:space="preserve"> </w:t>
-      </w:r>
-      <w:r>
-        <w:rPr>
-          <w:rStyle w:val="VerbatimChar"/>
-        </w:rPr>
-        <w:t xml:space="preserve">shell</w:t>
-      </w:r>
-      <w:r>
-        <w:t xml:space="preserve">, параметром</w:t>
-      </w:r>
-      <w:r>
-        <w:t xml:space="preserve"> </w:t>
-      </w:r>
-      <w:r>
-        <w:rPr>
-          <w:rStyle w:val="VerbatimChar"/>
-        </w:rPr>
-        <w:t xml:space="preserve">preserve_order: true</w:t>
-      </w:r>
-      <w:r>
-        <w:t xml:space="preserve"> </w:t>
-      </w:r>
-      <w:r>
-        <w:t xml:space="preserve">и указанием пути</w:t>
-      </w:r>
-      <w:r>
-        <w:t xml:space="preserve"> </w:t>
-      </w:r>
-      <w:r>
-        <w:rPr>
-          <w:rStyle w:val="VerbatimChar"/>
-        </w:rPr>
-        <w:t xml:space="preserve">provision/server/firewall.sh</w:t>
-      </w:r>
-      <w:r>
-        <w:t xml:space="preserve">. Это обеспечивает автоматическое выполнение созданного скрипта при запуске или пересоздании виртуальной машины (</w:t>
-      </w:r>
-      <w:hyperlink w:anchor="fig-11">
-        <w:r>
-          <w:rPr>
-            <w:rStyle w:val="Hyperlink"/>
-          </w:rPr>
-          <w:t xml:space="preserve">рис. 11</w:t>
-        </w:r>
-      </w:hyperlink>
-      <w:r>
-        <w:t xml:space="preserve">).</w:t>
-      </w:r>
-    </w:p>
-    <w:tbl>
-      <w:tblPr>
-        <w:tblStyle w:val="Table"/>
-        <w:tblW w:type="pct" w:w="5000"/>
-        <w:tblLayout w:type="fixed"/>
-        <w:tblLook w:firstRow="0" w:lastRow="0" w:firstColumn="0" w:lastColumn="0" w:noHBand="0" w:noVBand="0" w:val="0000"/>
-      </w:tblPr>
-      <w:tblGrid>
-        <w:gridCol w:w="7920"/>
-      </w:tblGrid>
-      <w:tr>
-        <w:tc>
-          <w:tcPr/>
-          <w:bookmarkStart w:id="66" w:name="fig-11"/>
-          <w:p>
-            <w:pPr>
-              <w:pStyle w:val="Compact"/>
-              <w:jc w:val="center"/>
-            </w:pPr>
-            <w:r>
-              <w:drawing>
-                <wp:inline>
-                  <wp:extent cx="3733800" cy="892568"/>
-                  <wp:effectExtent b="0" l="0" r="0" t="0"/>
-                  <wp:docPr descr="" title="" id="64" name="Picture"/>
-                  <a:graphic>
-                    <a:graphicData uri="http://schemas.openxmlformats.org/drawingml/2006/picture">
-                      <pic:pic>
-                        <pic:nvPicPr>
-                          <pic:cNvPr descr="image/11.png" id="65" name="Picture"/>
-                          <pic:cNvPicPr>
-                            <a:picLocks noChangeArrowheads="1" noChangeAspect="1"/>
-                          </pic:cNvPicPr>
-                        </pic:nvPicPr>
-                        <pic:blipFill>
-                          <a:blip r:embed="rId63"/>
-                          <a:stretch>
-                            <a:fillRect/>
-                          </a:stretch>
-                        </pic:blipFill>
-                        <pic:spPr bwMode="auto">
-                          <a:xfrm>
-                            <a:off x="0" y="0"/>
-                            <a:ext cx="3733800" cy="892568"/>
-                          </a:xfrm>
-                          <a:prstGeom prst="rect">
-                            <a:avLst/>
-                          </a:prstGeom>
-                          <a:noFill/>
-                          <a:ln w="9525">
-                            <a:noFill/>
-                            <a:headEnd/>
-                            <a:tailEnd/>
-                          </a:ln>
-                        </pic:spPr>
-                      </pic:pic>
-                    </a:graphicData>
-                  </a:graphic>
-                </wp:inline>
-              </w:drawing>
-            </w:r>
-          </w:p>
-          <w:p>
-            <w:pPr>
-              <w:jc w:val="center"/>
-            </w:pPr>
-            <w:pPr>
-              <w:jc w:val="start"/>
-              <w:spacing w:before="200"/>
-              <w:pStyle w:val="ImageCaption"/>
-            </w:pPr>
-            <w:r>
-              <w:t xml:space="preserve">Рисунок 11: Добавление provisioning-скрипта firewall.sh в Vagrantfile</w:t>
-            </w:r>
-          </w:p>
-          <w:bookmarkEnd w:id="66"/>
-        </w:tc>
-      </w:tr>
-    </w:tbl>
-    <w:bookmarkEnd w:id="67"/>
-    <w:bookmarkEnd w:id="68"/>
-    <w:bookmarkStart w:id="69" w:name="выводы"/>
-    <w:p>
-      <w:pPr>
-        <w:pStyle w:val="Heading1"/>
-      </w:pPr>
-      <w:r>
-        <w:t xml:space="preserve">3. Выводы</w:t>
-      </w:r>
-    </w:p>
-    <w:p>
-      <w:pPr>
-        <w:pStyle w:val="FirstParagraph"/>
-      </w:pPr>
-      <w:r>
-        <w:t xml:space="preserve">В ходе работы была создана пользовательская служба</w:t>
-      </w:r>
-      <w:r>
-        <w:t xml:space="preserve"> </w:t>
-      </w:r>
-      <w:r>
-        <w:rPr>
-          <w:rStyle w:val="VerbatimChar"/>
-        </w:rPr>
-        <w:t xml:space="preserve">ssh-custom</w:t>
-      </w:r>
-      <w:r>
-        <w:t xml:space="preserve"> </w:t>
-      </w:r>
-      <w:r>
-        <w:t xml:space="preserve">в системе firewalld с изменённым портом TCP 2022, что позволило организовать доступ к SSH через нестандартный порт. Реализовано перенаправление трафика с порта 2022 на порт 22, подтверждённое успешным подключением по SSH.</w:t>
-      </w:r>
-    </w:p>
-    <w:p>
-      <w:pPr>
-        <w:pStyle w:val="BodyText"/>
-      </w:pPr>
-      <w:r>
-        <w:t xml:space="preserve">В ядре системы включена пересылка IPv4-пакетов (</w:t>
-      </w:r>
-      <w:r>
-        <w:rPr>
-          <w:rStyle w:val="VerbatimChar"/>
-        </w:rPr>
-        <w:t xml:space="preserve">net.ipv4.ip_forward = 1</w:t>
-      </w:r>
-      <w:r>
-        <w:t xml:space="preserve">), а также настроен маскарадинг в зоне</w:t>
-      </w:r>
-      <w:r>
-        <w:t xml:space="preserve"> </w:t>
-      </w:r>
-      <w:r>
-        <w:rPr>
-          <w:rStyle w:val="VerbatimChar"/>
-        </w:rPr>
-        <w:t xml:space="preserve">public</w:t>
-      </w:r>
-      <w:r>
-        <w:t xml:space="preserve">, что обеспечило корректную маршрутизацию и выход клиента в Интернет через сервер.</w:t>
-      </w:r>
-    </w:p>
-    <w:p>
-      <w:pPr>
-        <w:pStyle w:val="BodyText"/>
-      </w:pPr>
-      <w:r>
-        <w:t xml:space="preserve">Конфигурационные файлы и параметры были вынесены во внутреннее окружение виртуальной машины и автоматизированы с помощью provisioning-скрипта</w:t>
-      </w:r>
-      <w:r>
-        <w:t xml:space="preserve"> </w:t>
-      </w:r>
-      <w:r>
-        <w:rPr>
-          <w:rStyle w:val="VerbatimChar"/>
-        </w:rPr>
-        <w:t xml:space="preserve">firewall.sh</w:t>
-      </w:r>
-      <w:r>
-        <w:t xml:space="preserve">, подключённого в</w:t>
-      </w:r>
-      <w:r>
-        <w:t xml:space="preserve"> </w:t>
-      </w:r>
-      <w:r>
-        <w:rPr>
-          <w:rStyle w:val="VerbatimChar"/>
-        </w:rPr>
-        <w:t xml:space="preserve">Vagrantfile</w:t>
-      </w:r>
-      <w:r>
         <w:t xml:space="preserve">. Это обеспечивает воспроизводимость настроек при повторном развёртывании виртуальной машины.</w:t>
       </w:r>
     </w:p>
-    <w:bookmarkEnd w:id="69"/>
-    <w:bookmarkStart w:id="70" w:name="ответы-на-контрольные-вопросы"/>
+    <w:bookmarkEnd w:id="80"/>
+    <w:bookmarkStart w:id="81" w:name="ответы-на-контрольные-вопросы"/>
     <w:p>
       <w:pPr>
         <w:pStyle w:val="Heading1"/>
@@ -2338,7 +2108,7 @@
         <w:t xml:space="preserve">firewall-cmd –reload</w:t>
       </w:r>
     </w:p>
-    <w:bookmarkEnd w:id="70"/>
+    <w:bookmarkEnd w:id="81"/>
     <w:sectPr/>
   </w:body>
 </w:document>
